--- a/eng/docx/21.content.docx
+++ b/eng/docx/21.content.docx
@@ -7,6 +7,15 @@
       <w:r/>
     </w:p>
     <w:p>
+      <w:pPr>
+        <w:pStyle w:val="Heading2"/>
+      </w:pPr>
+      <w:r>
+        <w:t>Resource: Study Notes (Tyndale)</w:t>
+      </w:r>
+      <w:r/>
+    </w:p>
+    <w:p>
       <w:r/>
       <w:r>
         <w:rPr>
@@ -46,7 +55,7 @@
         <w:pStyle w:val="Heading1"/>
       </w:pPr>
       <w:r>
-        <w:t>Aquifer Open Study Notes</w:t>
+        <w:t>Study Notes (Tyndale)</w:t>
       </w:r>
     </w:p>
     <w:p>
@@ -55,6 +64,51 @@
           <w:headerReference w:type="even" r:id="rId8"/>
           <w:headerReference w:type="default" r:id="rId9"/>
           <w:footerReference w:type="default" r:id="rId10"/>
+          <w:footnotePr>
+            <w:numRestart w:val="eachSect"/>
+          </w:footnotePr>
+          <w:type w:val="continuous"/>
+          <w:pgSz w:w="12240" w:h="15840" w:code="1"/>
+          <w:pgMar w:top="1440" w:right="1440" w:bottom="1440" w:left="1440" w:header="504" w:footer="504" w:gutter="0"/>
+          <w:cols w:space="708"/>
+          <w:titlePg/>
+          <w:docGrid w:linePitch="360"/>
+        </w:sectPr>
+      </w:pPr>
+    </w:p>
+    <w:p>
+      <w:r/>
+    </w:p>
+    <w:p>
+      <w:pPr>
+        <w:pStyle w:val="Heading2"/>
+      </w:pPr>
+      <w:r>
+        <w:t>ECC</w:t>
+      </w:r>
+      <w:r/>
+    </w:p>
+    <w:p>
+      <w:r/>
+      <w:r>
+        <w:rPr>
+          <w:i/>
+        </w:rPr>
+        <w:t>Ecclesiastes 1:1, Ecclesiastes 1:2, Ecclesiastes 1:2–11, Ecclesiastes 1:3, Ecclesiastes 1:4, Ecclesiastes 1:7–8, Ecclesiastes 1:11, Ecclesiastes 1:12–2.26, Ecclesiastes 1:13, Ecclesiastes 1:14, Ecclesiastes 2:1–11, Ecclesiastes 2:3, Ecclesiastes 2:4, Ecclesiastes 2:4–8, Ecclesiastes 2:7, Ecclesiastes 2:8, Ecclesiastes 2:9, Ecclesiastes 2:10, Ecclesiastes 2:11, Ecclesiastes 2:12, Ecclesiastes 2:12–23, Ecclesiastes 2:13–14, Ecclesiastes 2:15–16, Ecclesiastes 2:17–20, Ecclesiastes 2:19, Ecclesiastes 2:21, Ecclesiastes 2:24, Ecclesiastes 2:24–26, Ecclesiastes 2:26, Ecclesiastes 3:1–8, Ecclesiastes 3:2–8, Ecclesiastes 3:9, Ecclesiastes 3:9–14, Ecclesiastes 3:10, Ecclesiastes 3:11, Ecclesiastes 3:12–13, Ecclesiastes 3:14, Ecclesiastes 3:15, Ecclesiastes 3:16, Ecclesiastes 3:16–5.7, Ecclesiastes 3:17, Ecclesiastes 3:19, Ecclesiastes 3:20, Ecclesiastes 3:21, Ecclesiastes 3:22, Ecclesiastes 4:1, Ecclesiastes 4:2, Ecclesiastes 4:4, Ecclesiastes 4:5–6, Ecclesiastes 4:7–8, Ecclesiastes 4:9–12, Ecclesiastes 4:13–14, Ecclesiastes 4:15–16, Ecclesiastes 5:1, Ecclesiastes 5:3, Ecclesiastes 5:4–5, Ecclesiastes 5:7, Ecclesiastes 5:8–9, Ecclesiastes 5:10, Ecclesiastes 5:12, Ecclesiastes 5:13–14, Ecclesiastes 5:16–17, Ecclesiastes 5:18–20, Ecclesiastes 6:1–2, Ecclesiastes 6:3–6, Ecclesiastes 6:7, Ecclesiastes 6:8–9, Ecclesiastes 6:10, Ecclesiastes 6:10–7.22, Ecclesiastes 6:11, Ecclesiastes 6:12, Ecclesiastes 7:1, Ecclesiastes 7:1–4, Ecclesiastes 7:2–6, Ecclesiastes 7:3–4, Ecclesiastes 7:5–6, Ecclesiastes 7:8, Ecclesiastes 7:9, Ecclesiastes 7:11–12, Ecclesiastes 7:13, Ecclesiastes 7:14, Ecclesiastes 7:16, Ecclesiastes 7:17, Ecclesiastes 7:19, Ecclesiastes 7:20, Ecclesiastes 7:22, Ecclesiastes 7:23–25, Ecclesiastes 7:26, Ecclesiastes 7:28, Ecclesiastes 7:29, Ecclesiastes 8:1, Ecclesiastes 8:2, Ecclesiastes 8:3–4, Ecclesiastes 8:6, Ecclesiastes 8:7–8, Ecclesiastes 8:9–11, Ecclesiastes 8:12–13, Ecclesiastes 8:15, Ecclesiastes 8:16–17, Ecclesiastes 8:16–9.12, Ecclesiastes 9:1, Ecclesiastes 9:2, Ecclesiastes 9:3, Ecclesiastes 9:4–6, Ecclesiastes 9:7–10, Ecclesiastes 9:10, Ecclesiastes 9:11, Ecclesiastes 9:13–18, Ecclesiastes 9:18–10.1, Ecclesiastes 10:2–3, Ecclesiastes 10:4, Ecclesiastes 10:5–7, Ecclesiastes 10:7, Ecclesiastes 10:8–9, Ecclesiastes 10:10, Ecclesiastes 10:11, Ecclesiastes 10:12, Ecclesiastes 10:14, Ecclesiastes 10:15, Ecclesiastes 10:15–20, Ecclesiastes 10:16–17, Ecclesiastes 10:18, Ecclesiastes 10:19, Ecclesiastes 10:20, Ecclesiastes 11:1–2, Ecclesiastes 11:1–6, Ecclesiastes 11:3, Ecclesiastes 11:5, Ecclesiastes 11:9, Ecclesiastes 11:10, Ecclesiastes 12:1–2, Ecclesiastes 12:1–7, Ecclesiastes 12:3, Ecclesiastes 12:5, Ecclesiastes 12:6, Ecclesiastes 12:7, Ecclesiastes 12:8, Ecclesiastes 12:9, Ecclesiastes 12:9–14, Ecclesiastes 12:11, Ecclesiastes 12:12, Ecclesiastes 12:13–14</w:t>
+      </w:r>
+      <w:r/>
+    </w:p>
+    <w:p>
+      <w:r/>
+      <w:r>
+        <w:t xml:space="preserve"> </w:t>
+      </w:r>
+      <w:r/>
+      <w:r/>
+    </w:p>
+    <w:p>
+      <w:pPr>
+        <w:sectPr>
           <w:footnotePr>
             <w:numRestart w:val="eachSect"/>
           </w:footnotePr>

--- a/eng/docx/21.content.docx
+++ b/eng/docx/21.content.docx
@@ -163,13 +163,6 @@
         <w:rPr>
           <w:lang w:val="en_US" w:bidi="en_US"/>
         </w:rPr>
-      </w:r>
-      <w:r>
-        <w:rPr>
-          <w:i/>
-          <w:lang w:val="en_US" w:bidi="en_US"/>
-        </w:rPr>
-        <w:t>Ecclesiastes 1:1, Ecclesiastes 1:2, Ecclesiastes 1:2–11, Ecclesiastes 1:3, Ecclesiastes 1:4, Ecclesiastes 1:7–8, Ecclesiastes 1:11, Ecclesiastes 1:12–2.26, Ecclesiastes 1:13, Ecclesiastes 1:14, Ecclesiastes 2:1–11, Ecclesiastes 2:3, Ecclesiastes 2:4, Ecclesiastes 2:4–8, Ecclesiastes 2:7, Ecclesiastes 2:8, Ecclesiastes 2:9, Ecclesiastes 2:10, Ecclesiastes 2:11, Ecclesiastes 2:12, Ecclesiastes 2:12–23, Ecclesiastes 2:13–14, Ecclesiastes 2:15–16, Ecclesiastes 2:17–20, Ecclesiastes 2:19, Ecclesiastes 2:21, Ecclesiastes 2:24, Ecclesiastes 2:24–26, Ecclesiastes 2:26, Ecclesiastes 3:1–8, Ecclesiastes 3:2–8, Ecclesiastes 3:9, Ecclesiastes 3:9–14, Ecclesiastes 3:10, Ecclesiastes 3:11, Ecclesiastes 3:12–13, Ecclesiastes 3:14, Ecclesiastes 3:15, Ecclesiastes 3:16, Ecclesiastes 3:16–5.7, Ecclesiastes 3:17, Ecclesiastes 3:19, Ecclesiastes 3:20, Ecclesiastes 3:21, Ecclesiastes 3:22, Ecclesiastes 4:1, Ecclesiastes 4:2, Ecclesiastes 4:4, Ecclesiastes 4:5–6, Ecclesiastes 4:7–8, Ecclesiastes 4:9–12, Ecclesiastes 4:13–14, Ecclesiastes 4:15–16, Ecclesiastes 5:1, Ecclesiastes 5:3, Ecclesiastes 5:4–5, Ecclesiastes 5:7, Ecclesiastes 5:8–9, Ecclesiastes 5:10, Ecclesiastes 5:12, Ecclesiastes 5:13–14, Ecclesiastes 5:16–17, Ecclesiastes 5:18–20, Ecclesiastes 6:1–2, Ecclesiastes 6:3–6, Ecclesiastes 6:7, Ecclesiastes 6:8–9, Ecclesiastes 6:10, Ecclesiastes 6:10–7.22, Ecclesiastes 6:11, Ecclesiastes 6:12, Ecclesiastes 7:1, Ecclesiastes 7:1–4, Ecclesiastes 7:2–6, Ecclesiastes 7:3–4, Ecclesiastes 7:5–6, Ecclesiastes 7:8, Ecclesiastes 7:9, Ecclesiastes 7:11–12, Ecclesiastes 7:13, Ecclesiastes 7:14, Ecclesiastes 7:16, Ecclesiastes 7:17, Ecclesiastes 7:19, Ecclesiastes 7:20, Ecclesiastes 7:22, Ecclesiastes 7:23–25, Ecclesiastes 7:26, Ecclesiastes 7:28, Ecclesiastes 7:29, Ecclesiastes 8:1, Ecclesiastes 8:2, Ecclesiastes 8:3–4, Ecclesiastes 8:6, Ecclesiastes 8:7–8, Ecclesiastes 8:9–11, Ecclesiastes 8:12–13, Ecclesiastes 8:15, Ecclesiastes 8:16–17, Ecclesiastes 8:16–9.12, Ecclesiastes 9:1, Ecclesiastes 9:2, Ecclesiastes 9:3, Ecclesiastes 9:4–6, Ecclesiastes 9:7–10, Ecclesiastes 9:10, Ecclesiastes 9:11, Ecclesiastes 9:13–18, Ecclesiastes 9:18–10.1, Ecclesiastes 10:2–3, Ecclesiastes 10:4, Ecclesiastes 10:5–7, Ecclesiastes 10:7, Ecclesiastes 10:8–9, Ecclesiastes 10:10, Ecclesiastes 10:11, Ecclesiastes 10:12, Ecclesiastes 10:14, Ecclesiastes 10:15, Ecclesiastes 10:15–20, Ecclesiastes 10:16–17, Ecclesiastes 10:18, Ecclesiastes 10:19, Ecclesiastes 10:20, Ecclesiastes 11:1–2, Ecclesiastes 11:1–6, Ecclesiastes 11:3, Ecclesiastes 11:5, Ecclesiastes 11:9, Ecclesiastes 11:10, Ecclesiastes 12:1–2, Ecclesiastes 12:1–7, Ecclesiastes 12:3, Ecclesiastes 12:5, Ecclesiastes 12:6, Ecclesiastes 12:7, Ecclesiastes 12:8, Ecclesiastes 12:9, Ecclesiastes 12:9–14, Ecclesiastes 12:11, Ecclesiastes 12:12, Ecclesiastes 12:13–14</w:t>
       </w:r>
       <w:r>
         <w:rPr>

--- a/eng/docx/21.content.docx
+++ b/eng/docx/21.content.docx
@@ -150,19 +150,6 @@
           <w:lang w:val="en_US" w:bidi="en_US"/>
         </w:rPr>
         <w:t>ECC</w:t>
-      </w:r>
-      <w:r>
-        <w:rPr>
-          <w:lang w:val="en_US" w:bidi="en_US"/>
-        </w:rPr>
-      </w:r>
-    </w:p>
-    <w:p>
-      <w:pPr/>
-      <w:r>
-        <w:rPr>
-          <w:lang w:val="en_US" w:bidi="en_US"/>
-        </w:rPr>
       </w:r>
       <w:r>
         <w:rPr>

--- a/eng/docx/21.content.docx
+++ b/eng/docx/21.content.docx
@@ -19,7 +19,7 @@
         <w:rPr>
           <w:lang w:val="en_US" w:bidi="en_US"/>
         </w:rPr>
-        <w:t>Resource: Study Notes (Tyndale)</w:t>
+        <w:t>Resource: Tyndale Open Study Notes</w:t>
       </w:r>
       <w:r>
         <w:rPr>
@@ -112,7 +112,7 @@
         <w:rPr>
           <w:lang w:val="en_US" w:bidi="en_US"/>
         </w:rPr>
-        <w:t>Study Notes (Tyndale)</w:t>
+        <w:t>Tyndale Open Study Notes</w:t>
       </w:r>
     </w:p>
     <w:p>

--- a/eng/docx/21.content.docx
+++ b/eng/docx/21.content.docx
@@ -19,7 +19,7 @@
         <w:rPr>
           <w:lang w:val="en_US" w:bidi="en_US"/>
         </w:rPr>
-        <w:t>Resource: Tyndale Open Study Notes</w:t>
+        <w:t>Resource: Aquifer Open Study Notes</w:t>
       </w:r>
       <w:r>
         <w:rPr>
@@ -112,7 +112,7 @@
         <w:rPr>
           <w:lang w:val="en_US" w:bidi="en_US"/>
         </w:rPr>
-        <w:t>Tyndale Open Study Notes</w:t>
+        <w:t>Aquifer Open Study Notes</w:t>
       </w:r>
     </w:p>
     <w:p>

--- a/eng/docx/21.content.docx
+++ b/eng/docx/21.content.docx
@@ -246,54 +246,36 @@
         </w:rPr>
         <w:t xml:space="preserve"> in Hebrew), but King David's son likely refers to Solomon (see also </w:t>
       </w:r>
-      <w:hyperlink r:id="rId13">
-        <w:r>
-          <w:rPr>
-            <w:lang w:val="en_US" w:bidi="en_US"/>
-          </w:rPr>
-          <w:rPr>
-            <w:color w:val="0000EE"/>
-            <w:u w:val="single"/>
-          </w:rPr>
-          <w:t>Ecclesiastes 1:12</w:t>
-        </w:r>
-      </w:hyperlink>
+      <w:r>
+        <w:rPr>
+          <w:lang w:val="en_US" w:bidi="en_US"/>
+        </w:rPr>
+        <w:t>Ecclesiastes 1:12</w:t>
+      </w:r>
       <w:r>
         <w:rPr>
           <w:lang w:val="en_US" w:bidi="en_US"/>
         </w:rPr>
         <w:t xml:space="preserve">, </w:t>
       </w:r>
-      <w:hyperlink r:id="rId14">
-        <w:r>
-          <w:rPr>
-            <w:lang w:val="en_US" w:bidi="en_US"/>
-          </w:rPr>
-          <w:rPr>
-            <w:color w:val="0000EE"/>
-            <w:u w:val="single"/>
-          </w:rPr>
-          <w:t>16</w:t>
-        </w:r>
-      </w:hyperlink>
+      <w:r>
+        <w:rPr>
+          <w:lang w:val="en_US" w:bidi="en_US"/>
+        </w:rPr>
+        <w:t>16</w:t>
+      </w:r>
       <w:r>
         <w:rPr>
           <w:lang w:val="en_US" w:bidi="en_US"/>
         </w:rPr>
         <w:t xml:space="preserve">; </w:t>
       </w:r>
-      <w:hyperlink r:id="rId15">
-        <w:r>
-          <w:rPr>
-            <w:lang w:val="en_US" w:bidi="en_US"/>
-          </w:rPr>
-          <w:rPr>
-            <w:color w:val="0000EE"/>
-            <w:u w:val="single"/>
-          </w:rPr>
-          <w:t>2:4–9</w:t>
-        </w:r>
-      </w:hyperlink>
+      <w:r>
+        <w:rPr>
+          <w:lang w:val="en_US" w:bidi="en_US"/>
+        </w:rPr>
+        <w:t>2:4–9</w:t>
+      </w:r>
       <w:r>
         <w:rPr>
           <w:lang w:val="en_US" w:bidi="en_US"/>
@@ -490,36 +472,24 @@
         </w:rPr>
         <w:t xml:space="preserve"> appears twenty-nine times in Ecclesiastes. The New Living Translation sometimes translates it as "here on earth" (</w:t>
       </w:r>
-      <w:hyperlink r:id="rId16">
-        <w:r>
-          <w:rPr>
-            <w:lang w:val="en_US" w:bidi="en_US"/>
-          </w:rPr>
-          <w:rPr>
-            <w:color w:val="0000EE"/>
-            <w:u w:val="single"/>
-          </w:rPr>
-          <w:t>Proverbs 2:18</w:t>
-        </w:r>
-      </w:hyperlink>
+      <w:r>
+        <w:rPr>
+          <w:lang w:val="en_US" w:bidi="en_US"/>
+        </w:rPr>
+        <w:t>Proverbs 2:18</w:t>
+      </w:r>
       <w:r>
         <w:rPr>
           <w:lang w:val="en_US" w:bidi="en_US"/>
         </w:rPr>
         <w:t>) or "in this world" (</w:t>
       </w:r>
-      <w:hyperlink r:id="rId17">
-        <w:r>
-          <w:rPr>
-            <w:lang w:val="en_US" w:bidi="en_US"/>
-          </w:rPr>
-          <w:rPr>
-            <w:color w:val="0000EE"/>
-            <w:u w:val="single"/>
-          </w:rPr>
-          <w:t>Proverbs 2:20</w:t>
-        </w:r>
-      </w:hyperlink>
+      <w:r>
+        <w:rPr>
+          <w:lang w:val="en_US" w:bidi="en_US"/>
+        </w:rPr>
+        <w:t>Proverbs 2:20</w:t>
+      </w:r>
       <w:r>
         <w:rPr>
           <w:lang w:val="en_US" w:bidi="en_US"/>
@@ -780,18 +750,12 @@
         </w:rPr>
         <w:t>: The harsh truths of human experience remind us of the Fall in Eden (</w:t>
       </w:r>
-      <w:hyperlink r:id="rId18">
-        <w:r>
-          <w:rPr>
-            <w:lang w:val="en_US" w:bidi="en_US"/>
-          </w:rPr>
-          <w:rPr>
-            <w:color w:val="0000EE"/>
-            <w:u w:val="single"/>
-          </w:rPr>
-          <w:t>Genesis 3</w:t>
-        </w:r>
-      </w:hyperlink>
+      <w:r>
+        <w:rPr>
+          <w:lang w:val="en_US" w:bidi="en_US"/>
+        </w:rPr>
+        <w:t>Genesis 3</w:t>
+      </w:r>
       <w:r>
         <w:rPr>
           <w:lang w:val="en_US" w:bidi="en_US"/>
@@ -953,18 +917,12 @@
         </w:rPr>
         <w:t>The Teacher realized that using wine to cheer himself was foolish, yet he did it while still seeking wisdom. He wanted to understand how to find happiness. This effort turned out to be pointless (</w:t>
       </w:r>
-      <w:hyperlink r:id="rId19">
-        <w:r>
-          <w:rPr>
-            <w:lang w:val="en_US" w:bidi="en_US"/>
-          </w:rPr>
-          <w:rPr>
-            <w:color w:val="0000EE"/>
-            <w:u w:val="single"/>
-          </w:rPr>
-          <w:t>Ecclesiastes 2:11</w:t>
-        </w:r>
-      </w:hyperlink>
+      <w:r>
+        <w:rPr>
+          <w:lang w:val="en_US" w:bidi="en_US"/>
+        </w:rPr>
+        <w:t>Ecclesiastes 2:11</w:t>
+      </w:r>
       <w:r>
         <w:rPr>
           <w:lang w:val="en_US" w:bidi="en_US"/>
@@ -1044,18 +1002,12 @@
         </w:rPr>
         <w:t xml:space="preserve">The Bible mentions Solomon's vineyards in </w:t>
       </w:r>
-      <w:hyperlink r:id="rId20">
-        <w:r>
-          <w:rPr>
-            <w:lang w:val="en_US" w:bidi="en_US"/>
-          </w:rPr>
-          <w:rPr>
-            <w:color w:val="0000EE"/>
-            <w:u w:val="single"/>
-          </w:rPr>
-          <w:t>Song of Solomon 8:11–12</w:t>
-        </w:r>
-      </w:hyperlink>
+      <w:r>
+        <w:rPr>
+          <w:lang w:val="en_US" w:bidi="en_US"/>
+        </w:rPr>
+        <w:t>Song of Solomon 8:11–12</w:t>
+      </w:r>
       <w:r>
         <w:rPr>
           <w:lang w:val="en_US" w:bidi="en_US"/>
@@ -1110,36 +1062,24 @@
         </w:rPr>
         <w:t xml:space="preserve">Solomon built both small structures like porches and gates and large ones like entire cities (see </w:t>
       </w:r>
-      <w:hyperlink r:id="rId21">
-        <w:r>
-          <w:rPr>
-            <w:lang w:val="en_US" w:bidi="en_US"/>
-          </w:rPr>
-          <w:rPr>
-            <w:color w:val="0000EE"/>
-            <w:u w:val="single"/>
-          </w:rPr>
-          <w:t>1 Kings 9:15–19</w:t>
-        </w:r>
-      </w:hyperlink>
+      <w:r>
+        <w:rPr>
+          <w:lang w:val="en_US" w:bidi="en_US"/>
+        </w:rPr>
+        <w:t>1 Kings 9:15–19</w:t>
+      </w:r>
       <w:r>
         <w:rPr>
           <w:lang w:val="en_US" w:bidi="en_US"/>
         </w:rPr>
         <w:t xml:space="preserve">). He mainly built these projects for his own enjoyment, including the palace and its related buildings (see </w:t>
       </w:r>
-      <w:hyperlink r:id="rId22">
-        <w:r>
-          <w:rPr>
-            <w:lang w:val="en_US" w:bidi="en_US"/>
-          </w:rPr>
-          <w:rPr>
-            <w:color w:val="0000EE"/>
-            <w:u w:val="single"/>
-          </w:rPr>
-          <w:t>1 Kings 7:1–12</w:t>
-        </w:r>
-      </w:hyperlink>
+      <w:r>
+        <w:rPr>
+          <w:lang w:val="en_US" w:bidi="en_US"/>
+        </w:rPr>
+        <w:t>1 Kings 7:1–12</w:t>
+      </w:r>
       <w:r>
         <w:rPr>
           <w:lang w:val="en_US" w:bidi="en_US"/>
@@ -1194,36 +1134,24 @@
         </w:rPr>
         <w:t>Solomon's slaves managed large herds and flocks. Caring for them used many resources (</w:t>
       </w:r>
-      <w:hyperlink r:id="rId23">
-        <w:r>
-          <w:rPr>
-            <w:lang w:val="en_US" w:bidi="en_US"/>
-          </w:rPr>
-          <w:rPr>
-            <w:color w:val="0000EE"/>
-            <w:u w:val="single"/>
-          </w:rPr>
-          <w:t>1 Kings 4:22–23</w:t>
-        </w:r>
-      </w:hyperlink>
+      <w:r>
+        <w:rPr>
+          <w:lang w:val="en_US" w:bidi="en_US"/>
+        </w:rPr>
+        <w:t>1 Kings 4:22–23</w:t>
+      </w:r>
       <w:r>
         <w:rPr>
           <w:lang w:val="en_US" w:bidi="en_US"/>
         </w:rPr>
         <w:t xml:space="preserve">; </w:t>
       </w:r>
-      <w:hyperlink r:id="rId24">
-        <w:r>
-          <w:rPr>
-            <w:lang w:val="en_US" w:bidi="en_US"/>
-          </w:rPr>
-          <w:rPr>
-            <w:color w:val="0000EE"/>
-            <w:u w:val="single"/>
-          </w:rPr>
-          <w:t>9:20–21</w:t>
-        </w:r>
-      </w:hyperlink>
+      <w:r>
+        <w:rPr>
+          <w:lang w:val="en_US" w:bidi="en_US"/>
+        </w:rPr>
+        <w:t>9:20–21</w:t>
+      </w:r>
       <w:r>
         <w:rPr>
           <w:lang w:val="en_US" w:bidi="en_US"/>
@@ -1289,108 +1217,72 @@
         </w:rPr>
         <w:t>: Solomon ruled from the Fertile Crescent, north and east of Israel, to Egypt's border in the south. He gained wealth in precious metals through trade, gifts from admiring rulers, and taxes from lands within his empire (</w:t>
       </w:r>
-      <w:hyperlink r:id="rId25">
-        <w:r>
-          <w:rPr>
-            <w:lang w:val="en_US" w:bidi="en_US"/>
-          </w:rPr>
-          <w:rPr>
-            <w:color w:val="0000EE"/>
-            <w:u w:val="single"/>
-          </w:rPr>
-          <w:t>1 Kings 4:21</w:t>
-        </w:r>
-      </w:hyperlink>
+      <w:r>
+        <w:rPr>
+          <w:lang w:val="en_US" w:bidi="en_US"/>
+        </w:rPr>
+        <w:t>1 Kings 4:21</w:t>
+      </w:r>
       <w:r>
         <w:rPr>
           <w:lang w:val="en_US" w:bidi="en_US"/>
         </w:rPr>
         <w:t xml:space="preserve">; </w:t>
       </w:r>
-      <w:hyperlink r:id="rId26">
-        <w:r>
-          <w:rPr>
-            <w:lang w:val="en_US" w:bidi="en_US"/>
-          </w:rPr>
-          <w:rPr>
-            <w:color w:val="0000EE"/>
-            <w:u w:val="single"/>
-          </w:rPr>
-          <w:t>9:28</w:t>
-        </w:r>
-      </w:hyperlink>
+      <w:r>
+        <w:rPr>
+          <w:lang w:val="en_US" w:bidi="en_US"/>
+        </w:rPr>
+        <w:t>9:28</w:t>
+      </w:r>
       <w:r>
         <w:rPr>
           <w:lang w:val="en_US" w:bidi="en_US"/>
         </w:rPr>
         <w:t xml:space="preserve">; </w:t>
       </w:r>
-      <w:hyperlink r:id="rId27">
-        <w:r>
-          <w:rPr>
-            <w:lang w:val="en_US" w:bidi="en_US"/>
-          </w:rPr>
-          <w:rPr>
-            <w:color w:val="0000EE"/>
-            <w:u w:val="single"/>
-          </w:rPr>
-          <w:t>10:14</w:t>
-        </w:r>
-      </w:hyperlink>
+      <w:r>
+        <w:rPr>
+          <w:lang w:val="en_US" w:bidi="en_US"/>
+        </w:rPr>
+        <w:t>10:14</w:t>
+      </w:r>
       <w:r>
         <w:rPr>
           <w:lang w:val="en_US" w:bidi="en_US"/>
         </w:rPr>
         <w:t xml:space="preserve">, </w:t>
       </w:r>
-      <w:hyperlink r:id="rId28">
-        <w:r>
-          <w:rPr>
-            <w:lang w:val="en_US" w:bidi="en_US"/>
-          </w:rPr>
-          <w:rPr>
-            <w:color w:val="0000EE"/>
-            <w:u w:val="single"/>
-          </w:rPr>
-          <w:t>22–25</w:t>
-        </w:r>
-      </w:hyperlink>
+      <w:r>
+        <w:rPr>
+          <w:lang w:val="en_US" w:bidi="en_US"/>
+        </w:rPr>
+        <w:t>22–25</w:t>
+      </w:r>
       <w:r>
         <w:rPr>
           <w:lang w:val="en_US" w:bidi="en_US"/>
         </w:rPr>
         <w:t xml:space="preserve">; </w:t>
       </w:r>
-      <w:hyperlink r:id="rId29">
-        <w:r>
-          <w:rPr>
-            <w:lang w:val="en_US" w:bidi="en_US"/>
-          </w:rPr>
-          <w:rPr>
-            <w:color w:val="0000EE"/>
-            <w:u w:val="single"/>
-          </w:rPr>
-          <w:t>1 Chronicles 29:4</w:t>
-        </w:r>
-      </w:hyperlink>
+      <w:r>
+        <w:rPr>
+          <w:lang w:val="en_US" w:bidi="en_US"/>
+        </w:rPr>
+        <w:t>1 Chronicles 29:4</w:t>
+      </w:r>
       <w:r>
         <w:rPr>
           <w:lang w:val="en_US" w:bidi="en_US"/>
         </w:rPr>
         <w:t xml:space="preserve">; </w:t>
       </w:r>
-      <w:hyperlink r:id="rId30">
-        <w:r>
-          <w:rPr>
-            <w:lang w:val="en_US" w:bidi="en_US"/>
-          </w:rPr>
-          <w:rPr>
-            <w:color w:val="0000EE"/>
-            <w:u w:val="single"/>
-          </w:rPr>
-          <w:t>2 Chronicles 9:26–27</w:t>
-        </w:r>
-      </w:hyperlink>
+      <w:r>
+        <w:rPr>
+          <w:lang w:val="en_US" w:bidi="en_US"/>
+        </w:rPr>
+        <w:t>2 Chronicles 9:26–27</w:t>
+      </w:r>
       <w:r>
         <w:rPr>
           <w:lang w:val="en_US" w:bidi="en_US"/>
@@ -1422,18 +1314,12 @@
         </w:rPr>
         <w:t>: Solomon had 700 wives and 300 concubines by the end of his reign (</w:t>
       </w:r>
-      <w:hyperlink r:id="rId31">
-        <w:r>
-          <w:rPr>
-            <w:lang w:val="en_US" w:bidi="en_US"/>
-          </w:rPr>
-          <w:rPr>
-            <w:color w:val="0000EE"/>
-            <w:u w:val="single"/>
-          </w:rPr>
-          <w:t>1 Kings 11:3</w:t>
-        </w:r>
-      </w:hyperlink>
+      <w:r>
+        <w:rPr>
+          <w:lang w:val="en_US" w:bidi="en_US"/>
+        </w:rPr>
+        <w:t>1 Kings 11:3</w:t>
+      </w:r>
       <w:r>
         <w:rPr>
           <w:lang w:val="en_US" w:bidi="en_US"/>
@@ -1495,18 +1381,12 @@
         </w:rPr>
         <w:t xml:space="preserve">: Compare </w:t>
       </w:r>
-      <w:hyperlink r:id="rId32">
-        <w:r>
-          <w:rPr>
-            <w:lang w:val="en_US" w:bidi="en_US"/>
-          </w:rPr>
-          <w:rPr>
-            <w:color w:val="0000EE"/>
-            <w:u w:val="single"/>
-          </w:rPr>
-          <w:t>1 Kings 10:23</w:t>
-        </w:r>
-      </w:hyperlink>
+      <w:r>
+        <w:rPr>
+          <w:lang w:val="en_US" w:bidi="en_US"/>
+        </w:rPr>
+        <w:t>1 Kings 10:23</w:t>
+      </w:r>
       <w:r>
         <w:rPr>
           <w:lang w:val="en_US" w:bidi="en_US"/>
@@ -1527,36 +1407,24 @@
         </w:rPr>
         <w:t xml:space="preserve">Solomon's wisdom helped him gain power and wealth (see </w:t>
       </w:r>
-      <w:hyperlink r:id="rId33">
-        <w:r>
-          <w:rPr>
-            <w:lang w:val="en_US" w:bidi="en_US"/>
-          </w:rPr>
-          <w:rPr>
-            <w:color w:val="0000EE"/>
-            <w:u w:val="single"/>
-          </w:rPr>
-          <w:t>1 Kings 3:2–14</w:t>
-        </w:r>
-      </w:hyperlink>
+      <w:r>
+        <w:rPr>
+          <w:lang w:val="en_US" w:bidi="en_US"/>
+        </w:rPr>
+        <w:t>1 Kings 3:2–14</w:t>
+      </w:r>
       <w:r>
         <w:rPr>
           <w:lang w:val="en_US" w:bidi="en_US"/>
         </w:rPr>
         <w:t xml:space="preserve">; </w:t>
       </w:r>
-      <w:hyperlink r:id="rId34">
-        <w:r>
-          <w:rPr>
-            <w:lang w:val="en_US" w:bidi="en_US"/>
-          </w:rPr>
-          <w:rPr>
-            <w:color w:val="0000EE"/>
-            <w:u w:val="single"/>
-          </w:rPr>
-          <w:t>4:20–34</w:t>
-        </w:r>
-      </w:hyperlink>
+      <w:r>
+        <w:rPr>
+          <w:lang w:val="en_US" w:bidi="en_US"/>
+        </w:rPr>
+        <w:t>4:20–34</w:t>
+      </w:r>
       <w:r>
         <w:rPr>
           <w:lang w:val="en_US" w:bidi="en_US"/>
@@ -1618,36 +1486,24 @@
         </w:rPr>
         <w:t>: The Teacher highlights a key theme: Joy comes from wise and diligent work (</w:t>
       </w:r>
-      <w:hyperlink r:id="rId35">
-        <w:r>
-          <w:rPr>
-            <w:lang w:val="en_US" w:bidi="en_US"/>
-          </w:rPr>
-          <w:rPr>
-            <w:color w:val="0000EE"/>
-            <w:u w:val="single"/>
-          </w:rPr>
-          <w:t>Ecclesiastes 5:12</w:t>
-        </w:r>
-      </w:hyperlink>
+      <w:r>
+        <w:rPr>
+          <w:lang w:val="en_US" w:bidi="en_US"/>
+        </w:rPr>
+        <w:t>Ecclesiastes 5:12</w:t>
+      </w:r>
       <w:r>
         <w:rPr>
           <w:lang w:val="en_US" w:bidi="en_US"/>
         </w:rPr>
         <w:t xml:space="preserve">, </w:t>
       </w:r>
-      <w:hyperlink r:id="rId36">
-        <w:r>
-          <w:rPr>
-            <w:lang w:val="en_US" w:bidi="en_US"/>
-          </w:rPr>
-          <w:rPr>
-            <w:color w:val="0000EE"/>
-            <w:u w:val="single"/>
-          </w:rPr>
-          <w:t>18–20</w:t>
-        </w:r>
-      </w:hyperlink>
+      <w:r>
+        <w:rPr>
+          <w:lang w:val="en_US" w:bidi="en_US"/>
+        </w:rPr>
+        <w:t>18–20</w:t>
+      </w:r>
       <w:r>
         <w:rPr>
           <w:lang w:val="en_US" w:bidi="en_US"/>
@@ -1709,18 +1565,12 @@
         </w:rPr>
         <w:t>: Accomplishments may lead to hopelessness and discouragement because they lack lasting meaning (</w:t>
       </w:r>
-      <w:hyperlink r:id="rId37">
-        <w:r>
-          <w:rPr>
-            <w:lang w:val="en_US" w:bidi="en_US"/>
-          </w:rPr>
-          <w:rPr>
-            <w:color w:val="0000EE"/>
-            <w:u w:val="single"/>
-          </w:rPr>
-          <w:t>Ecclesiastes 2:18–23</w:t>
-        </w:r>
-      </w:hyperlink>
+      <w:r>
+        <w:rPr>
+          <w:lang w:val="en_US" w:bidi="en_US"/>
+        </w:rPr>
+        <w:t>Ecclesiastes 2:18–23</w:t>
+      </w:r>
       <w:r>
         <w:rPr>
           <w:lang w:val="en_US" w:bidi="en_US"/>
@@ -1788,18 +1638,12 @@
         </w:rPr>
         <w:t xml:space="preserve"> After the Teacher, no one will have a better way to compare wisdom and foolishness because nothing new will happen under the sun (</w:t>
       </w:r>
-      <w:hyperlink r:id="rId38">
-        <w:r>
-          <w:rPr>
-            <w:lang w:val="en_US" w:bidi="en_US"/>
-          </w:rPr>
-          <w:rPr>
-            <w:color w:val="0000EE"/>
-            <w:u w:val="single"/>
-          </w:rPr>
-          <w:t>Ecclesiastes 1:9–10</w:t>
-        </w:r>
-      </w:hyperlink>
+      <w:r>
+        <w:rPr>
+          <w:lang w:val="en_US" w:bidi="en_US"/>
+        </w:rPr>
+        <w:t>Ecclesiastes 1:9–10</w:t>
+      </w:r>
       <w:r>
         <w:rPr>
           <w:lang w:val="en_US" w:bidi="en_US"/>
@@ -1854,54 +1698,36 @@
         </w:rPr>
         <w:t>The Teacher now examines the value of wisdom (</w:t>
       </w:r>
-      <w:hyperlink r:id="rId39">
-        <w:r>
-          <w:rPr>
-            <w:lang w:val="en_US" w:bidi="en_US"/>
-          </w:rPr>
-          <w:rPr>
-            <w:color w:val="0000EE"/>
-            <w:u w:val="single"/>
-          </w:rPr>
-          <w:t>Ecclesiastes 2:12–17</w:t>
-        </w:r>
-      </w:hyperlink>
+      <w:r>
+        <w:rPr>
+          <w:lang w:val="en_US" w:bidi="en_US"/>
+        </w:rPr>
+        <w:t>Ecclesiastes 2:12–17</w:t>
+      </w:r>
       <w:r>
         <w:rPr>
           <w:lang w:val="en_US" w:bidi="en_US"/>
         </w:rPr>
         <w:t>) and hard work (</w:t>
       </w:r>
-      <w:hyperlink r:id="rId37">
-        <w:r>
-          <w:rPr>
-            <w:lang w:val="en_US" w:bidi="en_US"/>
-          </w:rPr>
-          <w:rPr>
-            <w:color w:val="0000EE"/>
-            <w:u w:val="single"/>
-          </w:rPr>
-          <w:t>2:18–23</w:t>
-        </w:r>
-      </w:hyperlink>
+      <w:r>
+        <w:rPr>
+          <w:lang w:val="en_US" w:bidi="en_US"/>
+        </w:rPr>
+        <w:t>2:18–23</w:t>
+      </w:r>
       <w:r>
         <w:rPr>
           <w:lang w:val="en_US" w:bidi="en_US"/>
         </w:rPr>
         <w:t>). These, too, are futile (</w:t>
       </w:r>
-      <w:hyperlink r:id="rId40">
-        <w:r>
-          <w:rPr>
-            <w:lang w:val="en_US" w:bidi="en_US"/>
-          </w:rPr>
-          <w:rPr>
-            <w:color w:val="0000EE"/>
-            <w:u w:val="single"/>
-          </w:rPr>
-          <w:t>Ecclesiastes 2:17</w:t>
-        </w:r>
-      </w:hyperlink>
+      <w:r>
+        <w:rPr>
+          <w:lang w:val="en_US" w:bidi="en_US"/>
+        </w:rPr>
+        <w:t>Ecclesiastes 2:17</w:t>
+      </w:r>
       <w:r>
         <w:rPr>
           <w:lang w:val="en_US" w:bidi="en_US"/>
@@ -1969,18 +1795,12 @@
         </w:rPr>
         <w:t>because it helps navigate life successfully. However, it cannot prevent death or give life meaning (</w:t>
       </w:r>
-      <w:hyperlink r:id="rId41">
-        <w:r>
-          <w:rPr>
-            <w:lang w:val="en_US" w:bidi="en_US"/>
-          </w:rPr>
-          <w:rPr>
-            <w:color w:val="0000EE"/>
-            <w:u w:val="single"/>
-          </w:rPr>
-          <w:t>Ecclesiastes 2:15–16</w:t>
-        </w:r>
-      </w:hyperlink>
+      <w:r>
+        <w:rPr>
+          <w:lang w:val="en_US" w:bidi="en_US"/>
+        </w:rPr>
+        <w:t>Ecclesiastes 2:15–16</w:t>
+      </w:r>
       <w:r>
         <w:rPr>
           <w:lang w:val="en_US" w:bidi="en_US"/>
@@ -2077,36 +1897,24 @@
         </w:rPr>
         <w:t xml:space="preserve">: Future generations will not remember us or our achievements, so our efforts will amount to nothing (compare </w:t>
       </w:r>
-      <w:hyperlink r:id="rId42">
-        <w:r>
-          <w:rPr>
-            <w:lang w:val="en_US" w:bidi="en_US"/>
-          </w:rPr>
-          <w:rPr>
-            <w:color w:val="0000EE"/>
-            <w:u w:val="single"/>
-          </w:rPr>
-          <w:t>Ecclesiastes 1:11</w:t>
-        </w:r>
-      </w:hyperlink>
+      <w:r>
+        <w:rPr>
+          <w:lang w:val="en_US" w:bidi="en_US"/>
+        </w:rPr>
+        <w:t>Ecclesiastes 1:11</w:t>
+      </w:r>
       <w:r>
         <w:rPr>
           <w:lang w:val="en_US" w:bidi="en_US"/>
         </w:rPr>
         <w:t xml:space="preserve">; </w:t>
       </w:r>
-      <w:hyperlink r:id="rId43">
-        <w:r>
-          <w:rPr>
-            <w:lang w:val="en_US" w:bidi="en_US"/>
-          </w:rPr>
-          <w:rPr>
-            <w:color w:val="0000EE"/>
-            <w:u w:val="single"/>
-          </w:rPr>
-          <w:t>9:13–16</w:t>
-        </w:r>
-      </w:hyperlink>
+      <w:r>
+        <w:rPr>
+          <w:lang w:val="en_US" w:bidi="en_US"/>
+        </w:rPr>
+        <w:t>9:13–16</w:t>
+      </w:r>
       <w:r>
         <w:rPr>
           <w:lang w:val="en_US" w:bidi="en_US"/>
@@ -2179,18 +1987,12 @@
         </w:rPr>
         <w:t>Sorrows (</w:t>
       </w:r>
-      <w:hyperlink r:id="rId44">
-        <w:r>
-          <w:rPr>
-            <w:lang w:val="en_US" w:bidi="en_US"/>
-          </w:rPr>
-          <w:rPr>
-            <w:color w:val="0000EE"/>
-            <w:u w:val="single"/>
-          </w:rPr>
-          <w:t>Ecclesiastes 1:18</w:t>
-        </w:r>
-      </w:hyperlink>
+      <w:r>
+        <w:rPr>
+          <w:lang w:val="en_US" w:bidi="en_US"/>
+        </w:rPr>
+        <w:t>Ecclesiastes 1:18</w:t>
+      </w:r>
       <w:r>
         <w:rPr>
           <w:lang w:val="en_US" w:bidi="en_US"/>
@@ -2215,18 +2017,12 @@
         </w:rPr>
         <w:t>Hard work (</w:t>
       </w:r>
-      <w:hyperlink r:id="rId16">
-        <w:r>
-          <w:rPr>
-            <w:lang w:val="en_US" w:bidi="en_US"/>
-          </w:rPr>
-          <w:rPr>
-            <w:color w:val="0000EE"/>
-            <w:u w:val="single"/>
-          </w:rPr>
-          <w:t>Ecclesiastes 2:18</w:t>
-        </w:r>
-      </w:hyperlink>
+      <w:r>
+        <w:rPr>
+          <w:lang w:val="en_US" w:bidi="en_US"/>
+        </w:rPr>
+        <w:t>Ecclesiastes 2:18</w:t>
+      </w:r>
       <w:r>
         <w:rPr>
           <w:lang w:val="en_US" w:bidi="en_US"/>
@@ -2251,18 +2047,12 @@
         </w:rPr>
         <w:t>Seeming pointlessness (</w:t>
       </w:r>
-      <w:hyperlink r:id="rId45">
-        <w:r>
-          <w:rPr>
-            <w:lang w:val="en_US" w:bidi="en_US"/>
-          </w:rPr>
-          <w:rPr>
-            <w:color w:val="0000EE"/>
-            <w:u w:val="single"/>
-          </w:rPr>
-          <w:t>Ecclesiastes 2:19–20</w:t>
-        </w:r>
-      </w:hyperlink>
+      <w:r>
+        <w:rPr>
+          <w:lang w:val="en_US" w:bidi="en_US"/>
+        </w:rPr>
+        <w:t>Ecclesiastes 2:19–20</w:t>
+      </w:r>
       <w:r>
         <w:rPr>
           <w:lang w:val="en_US" w:bidi="en_US"/>
@@ -2317,18 +2107,12 @@
         </w:rPr>
         <w:t xml:space="preserve">Foolish and destructive successors pose a greater threat to wise accomplishments than wise successors do. However, since the Teacher could not predict the type of successors he would have, his accomplishments felt meaningless to him. Solomon's immediate successor, his son Rehoboam, turned out to be foolish (see </w:t>
       </w:r>
-      <w:hyperlink r:id="rId46">
-        <w:r>
-          <w:rPr>
-            <w:lang w:val="en_US" w:bidi="en_US"/>
-          </w:rPr>
-          <w:rPr>
-            <w:color w:val="0000EE"/>
-            <w:u w:val="single"/>
-          </w:rPr>
-          <w:t>1 Kings 12:1–20</w:t>
-        </w:r>
-      </w:hyperlink>
+      <w:r>
+        <w:rPr>
+          <w:lang w:val="en_US" w:bidi="en_US"/>
+        </w:rPr>
+        <w:t>1 Kings 12:1–20</w:t>
+      </w:r>
       <w:r>
         <w:rPr>
           <w:lang w:val="en_US" w:bidi="en_US"/>
@@ -2394,18 +2178,12 @@
         </w:rPr>
         <w:t xml:space="preserve">: Skill in work shows wisdom (for example, see </w:t>
       </w:r>
-      <w:hyperlink r:id="rId47">
-        <w:r>
-          <w:rPr>
-            <w:lang w:val="en_US" w:bidi="en_US"/>
-          </w:rPr>
-          <w:rPr>
-            <w:color w:val="0000EE"/>
-            <w:u w:val="single"/>
-          </w:rPr>
-          <w:t>Exodus 31:1–5</w:t>
-        </w:r>
-      </w:hyperlink>
+      <w:r>
+        <w:rPr>
+          <w:lang w:val="en_US" w:bidi="en_US"/>
+        </w:rPr>
+        <w:t>Exodus 31:1–5</w:t>
+      </w:r>
       <w:r>
         <w:rPr>
           <w:lang w:val="en_US" w:bidi="en_US"/>
@@ -2559,36 +2337,24 @@
         </w:rPr>
         <w:t xml:space="preserve"> (</w:t>
       </w:r>
-      <w:hyperlink r:id="rId48">
-        <w:r>
-          <w:rPr>
-            <w:lang w:val="en_US" w:bidi="en_US"/>
-          </w:rPr>
-          <w:rPr>
-            <w:color w:val="0000EE"/>
-            <w:u w:val="single"/>
-          </w:rPr>
-          <w:t>Ecclesiastes 1:3</w:t>
-        </w:r>
-      </w:hyperlink>
+      <w:r>
+        <w:rPr>
+          <w:lang w:val="en_US" w:bidi="en_US"/>
+        </w:rPr>
+        <w:t>Ecclesiastes 1:3</w:t>
+      </w:r>
       <w:r>
         <w:rPr>
           <w:lang w:val="en_US" w:bidi="en_US"/>
         </w:rPr>
         <w:t>) is like a vapor (</w:t>
       </w:r>
-      <w:hyperlink r:id="rId49">
-        <w:r>
-          <w:rPr>
-            <w:lang w:val="en_US" w:bidi="en_US"/>
-          </w:rPr>
-          <w:rPr>
-            <w:color w:val="0000EE"/>
-            <w:u w:val="single"/>
-          </w:rPr>
-          <w:t>2:23</w:t>
-        </w:r>
-      </w:hyperlink>
+      <w:r>
+        <w:rPr>
+          <w:lang w:val="en_US" w:bidi="en_US"/>
+        </w:rPr>
+        <w:t>2:23</w:t>
+      </w:r>
       <w:r>
         <w:rPr>
           <w:lang w:val="en_US" w:bidi="en_US"/>
@@ -2730,72 +2496,48 @@
         </w:rPr>
         <w:t xml:space="preserve">oth in human activities and in nature (see </w:t>
       </w:r>
-      <w:hyperlink r:id="rId50">
-        <w:r>
-          <w:rPr>
-            <w:lang w:val="en_US" w:bidi="en_US"/>
-          </w:rPr>
-          <w:rPr>
-            <w:color w:val="0000EE"/>
-            <w:u w:val="single"/>
-          </w:rPr>
-          <w:t>Ecclesiastes 1:3–7</w:t>
-        </w:r>
-      </w:hyperlink>
+      <w:r>
+        <w:rPr>
+          <w:lang w:val="en_US" w:bidi="en_US"/>
+        </w:rPr>
+        <w:t>Ecclesiastes 1:3–7</w:t>
+      </w:r>
       <w:r>
         <w:rPr>
           <w:lang w:val="en_US" w:bidi="en_US"/>
         </w:rPr>
         <w:t>). A wise person knows when to start any activity (</w:t>
       </w:r>
-      <w:hyperlink r:id="rId51">
-        <w:r>
-          <w:rPr>
-            <w:lang w:val="en_US" w:bidi="en_US"/>
-          </w:rPr>
-          <w:rPr>
-            <w:color w:val="0000EE"/>
-            <w:u w:val="single"/>
-          </w:rPr>
-          <w:t>Ecclesiastes 8:5</w:t>
-        </w:r>
-      </w:hyperlink>
+      <w:r>
+        <w:rPr>
+          <w:lang w:val="en_US" w:bidi="en_US"/>
+        </w:rPr>
+        <w:t>Ecclesiastes 8:5</w:t>
+      </w:r>
       <w:r>
         <w:rPr>
           <w:lang w:val="en_US" w:bidi="en_US"/>
         </w:rPr>
         <w:t>). Opportunities do not last long (</w:t>
       </w:r>
-      <w:hyperlink r:id="rId52">
-        <w:r>
-          <w:rPr>
-            <w:lang w:val="en_US" w:bidi="en_US"/>
-          </w:rPr>
-          <w:rPr>
-            <w:color w:val="0000EE"/>
-            <w:u w:val="single"/>
-          </w:rPr>
-          <w:t>Ephesians 5:16</w:t>
-        </w:r>
-      </w:hyperlink>
+      <w:r>
+        <w:rPr>
+          <w:lang w:val="en_US" w:bidi="en_US"/>
+        </w:rPr>
+        <w:t>Ephesians 5:16</w:t>
+      </w:r>
       <w:r>
         <w:rPr>
           <w:lang w:val="en_US" w:bidi="en_US"/>
         </w:rPr>
         <w:t xml:space="preserve">; </w:t>
       </w:r>
-      <w:hyperlink r:id="rId53">
-        <w:r>
-          <w:rPr>
-            <w:lang w:val="en_US" w:bidi="en_US"/>
-          </w:rPr>
-          <w:rPr>
-            <w:color w:val="0000EE"/>
-            <w:u w:val="single"/>
-          </w:rPr>
-          <w:t>Colossians 4:5</w:t>
-        </w:r>
-      </w:hyperlink>
+      <w:r>
+        <w:rPr>
+          <w:lang w:val="en_US" w:bidi="en_US"/>
+        </w:rPr>
+        <w:t>Colossians 4:5</w:t>
+      </w:r>
       <w:r>
         <w:rPr>
           <w:lang w:val="en_US" w:bidi="en_US"/>
@@ -2854,18 +2596,12 @@
         </w:rPr>
         <w:t>We cannot control when we are born or when we die (</w:t>
       </w:r>
-      <w:hyperlink r:id="rId54">
-        <w:r>
-          <w:rPr>
-            <w:lang w:val="en_US" w:bidi="en_US"/>
-          </w:rPr>
-          <w:rPr>
-            <w:color w:val="0000EE"/>
-            <w:u w:val="single"/>
-          </w:rPr>
-          <w:t>Ecclesiastes 8:8</w:t>
-        </w:r>
-      </w:hyperlink>
+      <w:r>
+        <w:rPr>
+          <w:lang w:val="en_US" w:bidi="en_US"/>
+        </w:rPr>
+        <w:t>Ecclesiastes 8:8</w:t>
+      </w:r>
       <w:r>
         <w:rPr>
           <w:lang w:val="en_US" w:bidi="en_US"/>
@@ -2964,36 +2700,24 @@
         </w:rPr>
         <w:t xml:space="preserve"> even for God (</w:t>
       </w:r>
-      <w:hyperlink r:id="rId55">
-        <w:r>
-          <w:rPr>
-            <w:lang w:val="en_US" w:bidi="en_US"/>
-          </w:rPr>
-          <w:rPr>
-            <w:color w:val="0000EE"/>
-            <w:u w:val="single"/>
-          </w:rPr>
-          <w:t>Psalms 5:5</w:t>
-        </w:r>
-      </w:hyperlink>
+      <w:r>
+        <w:rPr>
+          <w:lang w:val="en_US" w:bidi="en_US"/>
+        </w:rPr>
+        <w:t>Psalms 5:5</w:t>
+      </w:r>
       <w:r>
         <w:rPr>
           <w:lang w:val="en_US" w:bidi="en_US"/>
         </w:rPr>
         <w:t xml:space="preserve">; </w:t>
       </w:r>
-      <w:hyperlink r:id="rId56">
-        <w:r>
-          <w:rPr>
-            <w:lang w:val="en_US" w:bidi="en_US"/>
-          </w:rPr>
-          <w:rPr>
-            <w:color w:val="0000EE"/>
-            <w:u w:val="single"/>
-          </w:rPr>
-          <w:t>11:5</w:t>
-        </w:r>
-      </w:hyperlink>
+      <w:r>
+        <w:rPr>
+          <w:lang w:val="en_US" w:bidi="en_US"/>
+        </w:rPr>
+        <w:t>11:5</w:t>
+      </w:r>
       <w:r>
         <w:rPr>
           <w:lang w:val="en_US" w:bidi="en_US"/>
@@ -3061,18 +2785,12 @@
         </w:rPr>
         <w:t xml:space="preserve">See </w:t>
       </w:r>
-      <w:hyperlink r:id="rId57">
-        <w:r>
-          <w:rPr>
-            <w:lang w:val="en_US" w:bidi="en_US"/>
-          </w:rPr>
-          <w:rPr>
-            <w:color w:val="0000EE"/>
-            <w:u w:val="single"/>
-          </w:rPr>
-          <w:t>Ecclesiastes 3:12–13</w:t>
-        </w:r>
-      </w:hyperlink>
+      <w:r>
+        <w:rPr>
+          <w:lang w:val="en_US" w:bidi="en_US"/>
+        </w:rPr>
+        <w:t>Ecclesiastes 3:12–13</w:t>
+      </w:r>
       <w:r>
         <w:rPr>
           <w:lang w:val="en_US" w:bidi="en_US"/>
@@ -3127,36 +2845,24 @@
         </w:rPr>
         <w:t>Every activity has a right time (</w:t>
       </w:r>
-      <w:hyperlink r:id="rId58">
-        <w:r>
-          <w:rPr>
-            <w:lang w:val="en_US" w:bidi="en_US"/>
-          </w:rPr>
-          <w:rPr>
-            <w:color w:val="0000EE"/>
-            <w:u w:val="single"/>
-          </w:rPr>
-          <w:t>Ecclesiastes 3:1–8</w:t>
-        </w:r>
-      </w:hyperlink>
+      <w:r>
+        <w:rPr>
+          <w:lang w:val="en_US" w:bidi="en_US"/>
+        </w:rPr>
+        <w:t>Ecclesiastes 3:1–8</w:t>
+      </w:r>
       <w:r>
         <w:rPr>
           <w:lang w:val="en_US" w:bidi="en_US"/>
         </w:rPr>
         <w:t>), but only God knows when that time is (</w:t>
       </w:r>
-      <w:hyperlink r:id="rId59">
-        <w:r>
-          <w:rPr>
-            <w:lang w:val="en_US" w:bidi="en_US"/>
-          </w:rPr>
-          <w:rPr>
-            <w:color w:val="0000EE"/>
-            <w:u w:val="single"/>
-          </w:rPr>
-          <w:t>Ecclesiastes 3:9–11</w:t>
-        </w:r>
-      </w:hyperlink>
+      <w:r>
+        <w:rPr>
+          <w:lang w:val="en_US" w:bidi="en_US"/>
+        </w:rPr>
+        <w:t>Ecclesiastes 3:9–11</w:t>
+      </w:r>
       <w:r>
         <w:rPr>
           <w:lang w:val="en_US" w:bidi="en_US"/>
@@ -3218,36 +2924,24 @@
         </w:rPr>
         <w:t>: God made our work harder after humans rebelled against Him (</w:t>
       </w:r>
-      <w:hyperlink r:id="rId60">
-        <w:r>
-          <w:rPr>
-            <w:lang w:val="en_US" w:bidi="en_US"/>
-          </w:rPr>
-          <w:rPr>
-            <w:color w:val="0000EE"/>
-            <w:u w:val="single"/>
-          </w:rPr>
-          <w:t>Genesis 3:17–19</w:t>
-        </w:r>
-      </w:hyperlink>
+      <w:r>
+        <w:rPr>
+          <w:lang w:val="en_US" w:bidi="en_US"/>
+        </w:rPr>
+        <w:t>Genesis 3:17–19</w:t>
+      </w:r>
       <w:r>
         <w:rPr>
           <w:lang w:val="en_US" w:bidi="en_US"/>
         </w:rPr>
         <w:t>). This burden is not too heavy for us to enjoy our work and its rewards (</w:t>
       </w:r>
-      <w:hyperlink r:id="rId61">
-        <w:r>
-          <w:rPr>
-            <w:lang w:val="en_US" w:bidi="en_US"/>
-          </w:rPr>
-          <w:rPr>
-            <w:color w:val="0000EE"/>
-            <w:u w:val="single"/>
-          </w:rPr>
-          <w:t>Ecclesiastes 3:11213</w:t>
-        </w:r>
-      </w:hyperlink>
+      <w:r>
+        <w:rPr>
+          <w:lang w:val="en_US" w:bidi="en_US"/>
+        </w:rPr>
+        <w:t>Ecclesiastes 3:11213</w:t>
+      </w:r>
       <w:r>
         <w:rPr>
           <w:lang w:val="en_US" w:bidi="en_US"/>
@@ -3319,18 +3013,12 @@
         </w:rPr>
         <w:t xml:space="preserve">We can sometimes see this beauty in our work and the world. However, many people cannot see it. God keeps the understanding of how everything fits together for himself (see </w:t>
       </w:r>
-      <w:hyperlink r:id="rId62">
-        <w:r>
-          <w:rPr>
-            <w:lang w:val="en_US" w:bidi="en_US"/>
-          </w:rPr>
-          <w:rPr>
-            <w:color w:val="0000EE"/>
-            <w:u w:val="single"/>
-          </w:rPr>
-          <w:t>Romans 8:22–28</w:t>
-        </w:r>
-      </w:hyperlink>
+      <w:r>
+        <w:rPr>
+          <w:lang w:val="en_US" w:bidi="en_US"/>
+        </w:rPr>
+        <w:t>Romans 8:22–28</w:t>
+      </w:r>
       <w:r>
         <w:rPr>
           <w:lang w:val="en_US" w:bidi="en_US"/>
@@ -3410,18 +3098,12 @@
         </w:rPr>
         <w:t xml:space="preserve">: Even though life and work can be hard, the Teacher's conclusion (repeated from </w:t>
       </w:r>
-      <w:hyperlink r:id="rId63">
-        <w:r>
-          <w:rPr>
-            <w:lang w:val="en_US" w:bidi="en_US"/>
-          </w:rPr>
-          <w:rPr>
-            <w:color w:val="0000EE"/>
-            <w:u w:val="single"/>
-          </w:rPr>
-          <w:t>Ecclesiastes 2:24</w:t>
-        </w:r>
-      </w:hyperlink>
+      <w:r>
+        <w:rPr>
+          <w:lang w:val="en_US" w:bidi="en_US"/>
+        </w:rPr>
+        <w:t>Ecclesiastes 2:24</w:t>
+      </w:r>
       <w:r>
         <w:rPr>
           <w:lang w:val="en_US" w:bidi="en_US"/>
@@ -3537,18 +3219,12 @@
         </w:rPr>
         <w:t>The same events repeat throughout history (</w:t>
       </w:r>
-      <w:hyperlink r:id="rId38">
-        <w:r>
-          <w:rPr>
-            <w:lang w:val="en_US" w:bidi="en_US"/>
-          </w:rPr>
-          <w:rPr>
-            <w:color w:val="0000EE"/>
-            <w:u w:val="single"/>
-          </w:rPr>
-          <w:t>Ecclesiastes 1:9–10</w:t>
-        </w:r>
-      </w:hyperlink>
+      <w:r>
+        <w:rPr>
+          <w:lang w:val="en_US" w:bidi="en_US"/>
+        </w:rPr>
+        <w:t>Ecclesiastes 1:9–10</w:t>
+      </w:r>
       <w:r>
         <w:rPr>
           <w:lang w:val="en_US" w:bidi="en_US"/>
@@ -3610,18 +3286,12 @@
         </w:rPr>
         <w:t xml:space="preserve">: In ancient Israel, local court proceedings took place at the city gates. The city’s elders sat there to hear and decide legal matters (for example, see </w:t>
       </w:r>
-      <w:hyperlink r:id="rId64">
-        <w:r>
-          <w:rPr>
-            <w:lang w:val="en_US" w:bidi="en_US"/>
-          </w:rPr>
-          <w:rPr>
-            <w:color w:val="0000EE"/>
-            <w:u w:val="single"/>
-          </w:rPr>
-          <w:t>Ruth 4:1–12</w:t>
-        </w:r>
-      </w:hyperlink>
+      <w:r>
+        <w:rPr>
+          <w:lang w:val="en_US" w:bidi="en_US"/>
+        </w:rPr>
+        <w:t>Ruth 4:1–12</w:t>
+      </w:r>
       <w:r>
         <w:rPr>
           <w:lang w:val="en_US" w:bidi="en_US"/>
@@ -3737,36 +3407,24 @@
         </w:rPr>
         <w:t>Human injustices (</w:t>
       </w:r>
-      <w:hyperlink r:id="rId65">
-        <w:r>
-          <w:rPr>
-            <w:lang w:val="en_US" w:bidi="en_US"/>
-          </w:rPr>
-          <w:rPr>
-            <w:color w:val="0000EE"/>
-            <w:u w:val="single"/>
-          </w:rPr>
-          <w:t>Ecclesiastes 3:16</w:t>
-        </w:r>
-      </w:hyperlink>
+      <w:r>
+        <w:rPr>
+          <w:lang w:val="en_US" w:bidi="en_US"/>
+        </w:rPr>
+        <w:t>Ecclesiastes 3:16</w:t>
+      </w:r>
       <w:r>
         <w:rPr>
           <w:lang w:val="en_US" w:bidi="en_US"/>
         </w:rPr>
         <w:t>) are temporary and God will correct them. The narrator repeats this to conclude the book (</w:t>
       </w:r>
-      <w:hyperlink r:id="rId66">
-        <w:r>
-          <w:rPr>
-            <w:lang w:val="en_US" w:bidi="en_US"/>
-          </w:rPr>
-          <w:rPr>
-            <w:color w:val="0000EE"/>
-            <w:u w:val="single"/>
-          </w:rPr>
-          <w:t>Ecclesiastes 12:14</w:t>
-        </w:r>
-      </w:hyperlink>
+      <w:r>
+        <w:rPr>
+          <w:lang w:val="en_US" w:bidi="en_US"/>
+        </w:rPr>
+        <w:t>Ecclesiastes 12:14</w:t>
+      </w:r>
       <w:r>
         <w:rPr>
           <w:lang w:val="en_US" w:bidi="en_US"/>
@@ -3834,18 +3492,12 @@
         </w:rPr>
         <w:t xml:space="preserve"> but we have other advantages (for example, see </w:t>
       </w:r>
-      <w:hyperlink r:id="rId67">
-        <w:r>
-          <w:rPr>
-            <w:lang w:val="en_US" w:bidi="en_US"/>
-          </w:rPr>
-          <w:rPr>
-            <w:color w:val="0000EE"/>
-            <w:u w:val="single"/>
-          </w:rPr>
-          <w:t>Genesis 1:26–28</w:t>
-        </w:r>
-      </w:hyperlink>
+      <w:r>
+        <w:rPr>
+          <w:lang w:val="en_US" w:bidi="en_US"/>
+        </w:rPr>
+        <w:t>Genesis 1:26–28</w:t>
+      </w:r>
       <w:r>
         <w:rPr>
           <w:lang w:val="en_US" w:bidi="en_US"/>
@@ -3907,18 +3559,12 @@
         </w:rPr>
         <w:t xml:space="preserve">: The Teacher talks about God's judgment on human rebellion in Eden (see </w:t>
       </w:r>
-      <w:hyperlink r:id="rId68">
-        <w:r>
-          <w:rPr>
-            <w:lang w:val="en_US" w:bidi="en_US"/>
-          </w:rPr>
-          <w:rPr>
-            <w:color w:val="0000EE"/>
-            <w:u w:val="single"/>
-          </w:rPr>
-          <w:t>Genesis 3:19</w:t>
-        </w:r>
-      </w:hyperlink>
+      <w:r>
+        <w:rPr>
+          <w:lang w:val="en_US" w:bidi="en_US"/>
+        </w:rPr>
+        <w:t>Genesis 3:19</w:t>
+      </w:r>
       <w:r>
         <w:rPr>
           <w:lang w:val="en_US" w:bidi="en_US"/>
@@ -3980,18 +3626,12 @@
         </w:rPr>
         <w:t xml:space="preserve">: Compare </w:t>
       </w:r>
-      <w:hyperlink r:id="rId69">
-        <w:r>
-          <w:rPr>
-            <w:lang w:val="en_US" w:bidi="en_US"/>
-          </w:rPr>
-          <w:rPr>
-            <w:color w:val="0000EE"/>
-            <w:u w:val="single"/>
-          </w:rPr>
-          <w:t>Ecclesiastes 12:7</w:t>
-        </w:r>
-      </w:hyperlink>
+      <w:r>
+        <w:rPr>
+          <w:lang w:val="en_US" w:bidi="en_US"/>
+        </w:rPr>
+        <w:t>Ecclesiastes 12:7</w:t>
+      </w:r>
       <w:r>
         <w:rPr>
           <w:lang w:val="en_US" w:bidi="en_US"/>
@@ -4053,36 +3693,24 @@
         </w:rPr>
         <w:t xml:space="preserve">: Work is now a separate source of enjoyment, different from food and drink (compare </w:t>
       </w:r>
-      <w:hyperlink r:id="rId70">
-        <w:r>
-          <w:rPr>
-            <w:lang w:val="en_US" w:bidi="en_US"/>
-          </w:rPr>
-          <w:rPr>
-            <w:color w:val="0000EE"/>
-            <w:u w:val="single"/>
-          </w:rPr>
-          <w:t>Ecclesiastes 2:24–25</w:t>
-        </w:r>
-      </w:hyperlink>
+      <w:r>
+        <w:rPr>
+          <w:lang w:val="en_US" w:bidi="en_US"/>
+        </w:rPr>
+        <w:t>Ecclesiastes 2:24–25</w:t>
+      </w:r>
       <w:r>
         <w:rPr>
           <w:lang w:val="en_US" w:bidi="en_US"/>
         </w:rPr>
         <w:t xml:space="preserve">; </w:t>
       </w:r>
-      <w:hyperlink r:id="rId57">
-        <w:r>
-          <w:rPr>
-            <w:lang w:val="en_US" w:bidi="en_US"/>
-          </w:rPr>
-          <w:rPr>
-            <w:color w:val="0000EE"/>
-            <w:u w:val="single"/>
-          </w:rPr>
-          <w:t>3:12–13</w:t>
-        </w:r>
-      </w:hyperlink>
+      <w:r>
+        <w:rPr>
+          <w:lang w:val="en_US" w:bidi="en_US"/>
+        </w:rPr>
+        <w:t>3:12–13</w:t>
+      </w:r>
       <w:r>
         <w:rPr>
           <w:lang w:val="en_US" w:bidi="en_US"/>
@@ -4240,18 +3868,12 @@
         </w:rPr>
         <w:t>Most people are driven to succeed by competition. Since the rewards have no real value, the Teacher suggests moderation (</w:t>
       </w:r>
-      <w:hyperlink r:id="rId71">
-        <w:r>
-          <w:rPr>
-            <w:lang w:val="en_US" w:bidi="en_US"/>
-          </w:rPr>
-          <w:rPr>
-            <w:color w:val="0000EE"/>
-            <w:u w:val="single"/>
-          </w:rPr>
-          <w:t>Ecclesiastes 4:5–6</w:t>
-        </w:r>
-      </w:hyperlink>
+      <w:r>
+        <w:rPr>
+          <w:lang w:val="en_US" w:bidi="en_US"/>
+        </w:rPr>
+        <w:t>Ecclesiastes 4:5–6</w:t>
+      </w:r>
       <w:r>
         <w:rPr>
           <w:lang w:val="en_US" w:bidi="en_US"/>
@@ -4306,18 +3928,12 @@
         </w:rPr>
         <w:t xml:space="preserve">Fools do not try to succeed and end up poor. Others work frantically, using all their time and effort, to chase temporary wealth they will not have time to enjoy (compare </w:t>
       </w:r>
-      <w:hyperlink r:id="rId72">
-        <w:r>
-          <w:rPr>
-            <w:lang w:val="en_US" w:bidi="en_US"/>
-          </w:rPr>
-          <w:rPr>
-            <w:color w:val="0000EE"/>
-            <w:u w:val="single"/>
-          </w:rPr>
-          <w:t>Proverbs 23:4–5</w:t>
-        </w:r>
-      </w:hyperlink>
+      <w:r>
+        <w:rPr>
+          <w:lang w:val="en_US" w:bidi="en_US"/>
+        </w:rPr>
+        <w:t>Proverbs 23:4–5</w:t>
+      </w:r>
       <w:r>
         <w:rPr>
           <w:lang w:val="en_US" w:bidi="en_US"/>
@@ -4385,18 +4001,12 @@
         </w:rPr>
         <w:t xml:space="preserve">This lonely man is an example of the idea in </w:t>
       </w:r>
-      <w:hyperlink r:id="rId73">
-        <w:r>
-          <w:rPr>
-            <w:lang w:val="en_US" w:bidi="en_US"/>
-          </w:rPr>
-          <w:rPr>
-            <w:color w:val="0000EE"/>
-            <w:u w:val="single"/>
-          </w:rPr>
-          <w:t>Ecclesiastes 4:6</w:t>
-        </w:r>
-      </w:hyperlink>
+      <w:r>
+        <w:rPr>
+          <w:lang w:val="en_US" w:bidi="en_US"/>
+        </w:rPr>
+        <w:t>Ecclesiastes 4:6</w:t>
+      </w:r>
       <w:r>
         <w:rPr>
           <w:lang w:val="en_US" w:bidi="en_US"/>
@@ -4464,18 +4074,12 @@
         </w:rPr>
         <w:t xml:space="preserve"> The solitary man (</w:t>
       </w:r>
-      <w:hyperlink r:id="rId74">
-        <w:r>
-          <w:rPr>
-            <w:lang w:val="en_US" w:bidi="en_US"/>
-          </w:rPr>
-          <w:rPr>
-            <w:color w:val="0000EE"/>
-            <w:u w:val="single"/>
-          </w:rPr>
-          <w:t>Ecclesiastes 4:8</w:t>
-        </w:r>
-      </w:hyperlink>
+      <w:r>
+        <w:rPr>
+          <w:lang w:val="en_US" w:bidi="en_US"/>
+        </w:rPr>
+        <w:t>Ecclesiastes 4:8</w:t>
+      </w:r>
       <w:r>
         <w:rPr>
           <w:lang w:val="en_US" w:bidi="en_US"/>
@@ -4688,18 +4292,12 @@
         </w:rPr>
         <w:t xml:space="preserve">: We should aim for moderation in our actions and speech (see </w:t>
       </w:r>
-      <w:hyperlink r:id="rId75">
-        <w:r>
-          <w:rPr>
-            <w:lang w:val="en_US" w:bidi="en_US"/>
-          </w:rPr>
-          <w:rPr>
-            <w:color w:val="0000EE"/>
-            <w:u w:val="single"/>
-          </w:rPr>
-          <w:t>Proverbs 10:19</w:t>
-        </w:r>
-      </w:hyperlink>
+      <w:r>
+        <w:rPr>
+          <w:lang w:val="en_US" w:bidi="en_US"/>
+        </w:rPr>
+        <w:t>Proverbs 10:19</w:t>
+      </w:r>
       <w:r>
         <w:rPr>
           <w:lang w:val="en_US" w:bidi="en_US"/>
@@ -4767,54 +4365,36 @@
         </w:rPr>
         <w:t xml:space="preserve"> This is almost a direct quote from the law (</w:t>
       </w:r>
-      <w:hyperlink r:id="rId76">
-        <w:r>
-          <w:rPr>
-            <w:lang w:val="en_US" w:bidi="en_US"/>
-          </w:rPr>
-          <w:rPr>
-            <w:color w:val="0000EE"/>
-            <w:u w:val="single"/>
-          </w:rPr>
-          <w:t>Deuteronomy 23:21–23</w:t>
-        </w:r>
-      </w:hyperlink>
+      <w:r>
+        <w:rPr>
+          <w:lang w:val="en_US" w:bidi="en_US"/>
+        </w:rPr>
+        <w:t>Deuteronomy 23:21–23</w:t>
+      </w:r>
       <w:r>
         <w:rPr>
           <w:lang w:val="en_US" w:bidi="en_US"/>
         </w:rPr>
         <w:t xml:space="preserve">; see also </w:t>
       </w:r>
-      <w:hyperlink r:id="rId77">
-        <w:r>
-          <w:rPr>
-            <w:lang w:val="en_US" w:bidi="en_US"/>
-          </w:rPr>
-          <w:rPr>
-            <w:color w:val="0000EE"/>
-            <w:u w:val="single"/>
-          </w:rPr>
-          <w:t>Proverbs 12:22</w:t>
-        </w:r>
-      </w:hyperlink>
+      <w:r>
+        <w:rPr>
+          <w:lang w:val="en_US" w:bidi="en_US"/>
+        </w:rPr>
+        <w:t>Proverbs 12:22</w:t>
+      </w:r>
       <w:r>
         <w:rPr>
           <w:lang w:val="en_US" w:bidi="en_US"/>
         </w:rPr>
         <w:t xml:space="preserve">; </w:t>
       </w:r>
-      <w:hyperlink r:id="rId78">
-        <w:r>
-          <w:rPr>
-            <w:lang w:val="en_US" w:bidi="en_US"/>
-          </w:rPr>
-          <w:rPr>
-            <w:color w:val="0000EE"/>
-            <w:u w:val="single"/>
-          </w:rPr>
-          <w:t>20:25</w:t>
-        </w:r>
-      </w:hyperlink>
+      <w:r>
+        <w:rPr>
+          <w:lang w:val="en_US" w:bidi="en_US"/>
+        </w:rPr>
+        <w:t>20:25</w:t>
+      </w:r>
       <w:r>
         <w:rPr>
           <w:lang w:val="en_US" w:bidi="en_US"/>
@@ -4876,36 +4456,24 @@
         </w:rPr>
         <w:t xml:space="preserve">: Respecting God is the basis for meaningful words and helpful actions (see </w:t>
       </w:r>
-      <w:hyperlink r:id="rId79">
-        <w:r>
-          <w:rPr>
-            <w:lang w:val="en_US" w:bidi="en_US"/>
-          </w:rPr>
-          <w:rPr>
-            <w:color w:val="0000EE"/>
-            <w:u w:val="single"/>
-          </w:rPr>
-          <w:t>Ecclesiastes 12:1</w:t>
-        </w:r>
-      </w:hyperlink>
+      <w:r>
+        <w:rPr>
+          <w:lang w:val="en_US" w:bidi="en_US"/>
+        </w:rPr>
+        <w:t>Ecclesiastes 12:1</w:t>
+      </w:r>
       <w:r>
         <w:rPr>
           <w:lang w:val="en_US" w:bidi="en_US"/>
         </w:rPr>
         <w:t xml:space="preserve">; </w:t>
       </w:r>
-      <w:hyperlink r:id="rId80">
-        <w:r>
-          <w:rPr>
-            <w:lang w:val="en_US" w:bidi="en_US"/>
-          </w:rPr>
-          <w:rPr>
-            <w:color w:val="0000EE"/>
-            <w:u w:val="single"/>
-          </w:rPr>
-          <w:t>Proverbs 1:7</w:t>
-        </w:r>
-      </w:hyperlink>
+      <w:r>
+        <w:rPr>
+          <w:lang w:val="en_US" w:bidi="en_US"/>
+        </w:rPr>
+        <w:t>Proverbs 1:7</w:t>
+      </w:r>
       <w:r>
         <w:rPr>
           <w:lang w:val="en_US" w:bidi="en_US"/>
@@ -4967,18 +4535,12 @@
         </w:rPr>
         <w:t xml:space="preserve">: The New Living Translation sees these verses as saying that bureaucracy causes oppression instead of justice, even up to the king (see also </w:t>
       </w:r>
-      <w:hyperlink r:id="rId81">
-        <w:r>
-          <w:rPr>
-            <w:lang w:val="en_US" w:bidi="en_US"/>
-          </w:rPr>
-          <w:rPr>
-            <w:color w:val="0000EE"/>
-            <w:u w:val="single"/>
-          </w:rPr>
-          <w:t>1 Samuel 8:11–18</w:t>
-        </w:r>
-      </w:hyperlink>
+      <w:r>
+        <w:rPr>
+          <w:lang w:val="en_US" w:bidi="en_US"/>
+        </w:rPr>
+        <w:t>1 Samuel 8:11–18</w:t>
+      </w:r>
       <w:r>
         <w:rPr>
           <w:lang w:val="en_US" w:bidi="en_US"/>
@@ -5094,18 +4656,12 @@
         </w:rPr>
         <w:t xml:space="preserve"> Hard work and balance create a peaceful, productive life. Chasing wealth causes unnecessary worries (</w:t>
       </w:r>
-      <w:hyperlink r:id="rId82">
-        <w:r>
-          <w:rPr>
-            <w:lang w:val="en_US" w:bidi="en_US"/>
-          </w:rPr>
-          <w:rPr>
-            <w:color w:val="0000EE"/>
-            <w:u w:val="single"/>
-          </w:rPr>
-          <w:t>Ecclesiastes 5:3</w:t>
-        </w:r>
-      </w:hyperlink>
+      <w:r>
+        <w:rPr>
+          <w:lang w:val="en_US" w:bidi="en_US"/>
+        </w:rPr>
+        <w:t>Ecclesiastes 5:3</w:t>
+      </w:r>
       <w:r>
         <w:rPr>
           <w:lang w:val="en_US" w:bidi="en_US"/>
@@ -5324,36 +4880,24 @@
         </w:rPr>
         <w:t xml:space="preserve">This parable of the "unfortunate man" is similar to </w:t>
       </w:r>
-      <w:hyperlink r:id="rId83">
-        <w:r>
-          <w:rPr>
-            <w:lang w:val="en_US" w:bidi="en_US"/>
-          </w:rPr>
-          <w:rPr>
-            <w:color w:val="0000EE"/>
-            <w:u w:val="single"/>
-          </w:rPr>
-          <w:t>Ecclesiastes 4:7–8</w:t>
-        </w:r>
-      </w:hyperlink>
+      <w:r>
+        <w:rPr>
+          <w:lang w:val="en_US" w:bidi="en_US"/>
+        </w:rPr>
+        <w:t>Ecclesiastes 4:7–8</w:t>
+      </w:r>
       <w:r>
         <w:rPr>
           <w:lang w:val="en_US" w:bidi="en_US"/>
         </w:rPr>
         <w:t xml:space="preserve"> and </w:t>
       </w:r>
-      <w:hyperlink r:id="rId84">
-        <w:r>
-          <w:rPr>
-            <w:lang w:val="en_US" w:bidi="en_US"/>
-          </w:rPr>
-          <w:rPr>
-            <w:color w:val="0000EE"/>
-            <w:u w:val="single"/>
-          </w:rPr>
-          <w:t>5:13–17</w:t>
-        </w:r>
-      </w:hyperlink>
+      <w:r>
+        <w:rPr>
+          <w:lang w:val="en_US" w:bidi="en_US"/>
+        </w:rPr>
+        <w:t>5:13–17</w:t>
+      </w:r>
       <w:r>
         <w:rPr>
           <w:lang w:val="en_US" w:bidi="en_US"/>
@@ -5463,18 +5007,12 @@
         </w:rPr>
         <w:t xml:space="preserve">People often feel unsatisfied with what they have, regardless of the amount (compare </w:t>
       </w:r>
-      <w:hyperlink r:id="rId85">
-        <w:r>
-          <w:rPr>
-            <w:lang w:val="en_US" w:bidi="en_US"/>
-          </w:rPr>
-          <w:rPr>
-            <w:color w:val="0000EE"/>
-            <w:u w:val="single"/>
-          </w:rPr>
-          <w:t>Ecclesiastes 5:10</w:t>
-        </w:r>
-      </w:hyperlink>
+      <w:r>
+        <w:rPr>
+          <w:lang w:val="en_US" w:bidi="en_US"/>
+        </w:rPr>
+        <w:t>Ecclesiastes 5:10</w:t>
+      </w:r>
       <w:r>
         <w:rPr>
           <w:lang w:val="en_US" w:bidi="en_US"/>
@@ -5601,54 +5139,36 @@
         </w:rPr>
         <w:t xml:space="preserve">: See </w:t>
       </w:r>
-      <w:hyperlink r:id="rId86">
-        <w:r>
-          <w:rPr>
-            <w:lang w:val="en_US" w:bidi="en_US"/>
-          </w:rPr>
-          <w:rPr>
-            <w:color w:val="0000EE"/>
-            <w:u w:val="single"/>
-          </w:rPr>
-          <w:t>Romans 8:29</w:t>
-        </w:r>
-      </w:hyperlink>
+      <w:r>
+        <w:rPr>
+          <w:lang w:val="en_US" w:bidi="en_US"/>
+        </w:rPr>
+        <w:t>Romans 8:29</w:t>
+      </w:r>
       <w:r>
         <w:rPr>
           <w:lang w:val="en_US" w:bidi="en_US"/>
         </w:rPr>
         <w:t xml:space="preserve">; </w:t>
       </w:r>
-      <w:hyperlink r:id="rId87">
-        <w:r>
-          <w:rPr>
-            <w:lang w:val="en_US" w:bidi="en_US"/>
-          </w:rPr>
-          <w:rPr>
-            <w:color w:val="0000EE"/>
-            <w:u w:val="single"/>
-          </w:rPr>
-          <w:t>Ephesians 1:5</w:t>
-        </w:r>
-      </w:hyperlink>
+      <w:r>
+        <w:rPr>
+          <w:lang w:val="en_US" w:bidi="en_US"/>
+        </w:rPr>
+        <w:t>Ephesians 1:5</w:t>
+      </w:r>
       <w:r>
         <w:rPr>
           <w:lang w:val="en_US" w:bidi="en_US"/>
         </w:rPr>
         <w:t xml:space="preserve">, </w:t>
       </w:r>
-      <w:hyperlink r:id="rId88">
-        <w:r>
-          <w:rPr>
-            <w:lang w:val="en_US" w:bidi="en_US"/>
-          </w:rPr>
-          <w:rPr>
-            <w:color w:val="0000EE"/>
-            <w:u w:val="single"/>
-          </w:rPr>
-          <w:t>11</w:t>
-        </w:r>
-      </w:hyperlink>
+      <w:r>
+        <w:rPr>
+          <w:lang w:val="en_US" w:bidi="en_US"/>
+        </w:rPr>
+        <w:t>11</w:t>
+      </w:r>
       <w:r>
         <w:rPr>
           <w:lang w:val="en_US" w:bidi="en_US"/>
@@ -5680,18 +5200,12 @@
         </w:rPr>
         <w:t xml:space="preserve">: See </w:t>
       </w:r>
-      <w:hyperlink r:id="rId89">
-        <w:r>
-          <w:rPr>
-            <w:lang w:val="en_US" w:bidi="en_US"/>
-          </w:rPr>
-          <w:rPr>
-            <w:color w:val="0000EE"/>
-            <w:u w:val="single"/>
-          </w:rPr>
-          <w:t>Psalms 139:15–16</w:t>
-        </w:r>
-      </w:hyperlink>
+      <w:r>
+        <w:rPr>
+          <w:lang w:val="en_US" w:bidi="en_US"/>
+        </w:rPr>
+        <w:t>Psalms 139:15–16</w:t>
+      </w:r>
       <w:r>
         <w:rPr>
           <w:lang w:val="en_US" w:bidi="en_US"/>
@@ -5723,18 +5237,12 @@
         </w:rPr>
         <w:t xml:space="preserve">: See </w:t>
       </w:r>
-      <w:hyperlink r:id="rId90">
-        <w:r>
-          <w:rPr>
-            <w:lang w:val="en_US" w:bidi="en_US"/>
-          </w:rPr>
-          <w:rPr>
-            <w:color w:val="0000EE"/>
-            <w:u w:val="single"/>
-          </w:rPr>
-          <w:t>Romans 9:20–24</w:t>
-        </w:r>
-      </w:hyperlink>
+      <w:r>
+        <w:rPr>
+          <w:lang w:val="en_US" w:bidi="en_US"/>
+        </w:rPr>
+        <w:t>Romans 9:20–24</w:t>
+      </w:r>
       <w:r>
         <w:rPr>
           <w:lang w:val="en_US" w:bidi="en_US"/>
@@ -5844,36 +5352,24 @@
         </w:rPr>
         <w:t xml:space="preserve">: Compare with </w:t>
       </w:r>
-      <w:hyperlink r:id="rId75">
-        <w:r>
-          <w:rPr>
-            <w:lang w:val="en_US" w:bidi="en_US"/>
-          </w:rPr>
-          <w:rPr>
-            <w:color w:val="0000EE"/>
-            <w:u w:val="single"/>
-          </w:rPr>
-          <w:t>Proverbs 10:19</w:t>
-        </w:r>
-      </w:hyperlink>
+      <w:r>
+        <w:rPr>
+          <w:lang w:val="en_US" w:bidi="en_US"/>
+        </w:rPr>
+        <w:t>Proverbs 10:19</w:t>
+      </w:r>
       <w:r>
         <w:rPr>
           <w:lang w:val="en_US" w:bidi="en_US"/>
         </w:rPr>
         <w:t xml:space="preserve"> and </w:t>
       </w:r>
-      <w:hyperlink r:id="rId91">
-        <w:r>
-          <w:rPr>
-            <w:lang w:val="en_US" w:bidi="en_US"/>
-          </w:rPr>
-          <w:rPr>
-            <w:color w:val="0000EE"/>
-            <w:u w:val="single"/>
-          </w:rPr>
-          <w:t>Proverbs 17:28</w:t>
-        </w:r>
-      </w:hyperlink>
+      <w:r>
+        <w:rPr>
+          <w:lang w:val="en_US" w:bidi="en_US"/>
+        </w:rPr>
+        <w:t>Proverbs 17:28</w:t>
+      </w:r>
       <w:r>
         <w:rPr>
           <w:lang w:val="en_US" w:bidi="en_US"/>
@@ -5939,126 +5435,84 @@
         </w:rPr>
         <w:t>: These questions have already been answered. We should spend our days living wisely, enjoying our work, and appreciating God's gifts (</w:t>
       </w:r>
-      <w:hyperlink r:id="rId92">
-        <w:r>
-          <w:rPr>
-            <w:lang w:val="en_US" w:bidi="en_US"/>
-          </w:rPr>
-          <w:rPr>
-            <w:color w:val="0000EE"/>
-            <w:u w:val="single"/>
-          </w:rPr>
-          <w:t>Ecclesiastes 2:13–14</w:t>
-        </w:r>
-      </w:hyperlink>
+      <w:r>
+        <w:rPr>
+          <w:lang w:val="en_US" w:bidi="en_US"/>
+        </w:rPr>
+        <w:t>Ecclesiastes 2:13–14</w:t>
+      </w:r>
       <w:r>
         <w:rPr>
           <w:lang w:val="en_US" w:bidi="en_US"/>
         </w:rPr>
         <w:t xml:space="preserve">, </w:t>
       </w:r>
-      <w:hyperlink r:id="rId63">
-        <w:r>
-          <w:rPr>
-            <w:lang w:val="en_US" w:bidi="en_US"/>
-          </w:rPr>
-          <w:rPr>
-            <w:color w:val="0000EE"/>
-            <w:u w:val="single"/>
-          </w:rPr>
-          <w:t>24</w:t>
-        </w:r>
-      </w:hyperlink>
+      <w:r>
+        <w:rPr>
+          <w:lang w:val="en_US" w:bidi="en_US"/>
+        </w:rPr>
+        <w:t>24</w:t>
+      </w:r>
       <w:r>
         <w:rPr>
           <w:lang w:val="en_US" w:bidi="en_US"/>
         </w:rPr>
         <w:t xml:space="preserve">; </w:t>
       </w:r>
-      <w:hyperlink r:id="rId93">
-        <w:r>
-          <w:rPr>
-            <w:lang w:val="en_US" w:bidi="en_US"/>
-          </w:rPr>
-          <w:rPr>
-            <w:color w:val="0000EE"/>
-            <w:u w:val="single"/>
-          </w:rPr>
-          <w:t>3:22</w:t>
-        </w:r>
-      </w:hyperlink>
+      <w:r>
+        <w:rPr>
+          <w:lang w:val="en_US" w:bidi="en_US"/>
+        </w:rPr>
+        <w:t>3:22</w:t>
+      </w:r>
       <w:r>
         <w:rPr>
           <w:lang w:val="en_US" w:bidi="en_US"/>
         </w:rPr>
         <w:t xml:space="preserve">; </w:t>
       </w:r>
-      <w:hyperlink r:id="rId94">
-        <w:r>
-          <w:rPr>
-            <w:lang w:val="en_US" w:bidi="en_US"/>
-          </w:rPr>
-          <w:rPr>
-            <w:color w:val="0000EE"/>
-            <w:u w:val="single"/>
-          </w:rPr>
-          <w:t>5:18</w:t>
-        </w:r>
-      </w:hyperlink>
+      <w:r>
+        <w:rPr>
+          <w:lang w:val="en_US" w:bidi="en_US"/>
+        </w:rPr>
+        <w:t>5:18</w:t>
+      </w:r>
       <w:r>
         <w:rPr>
           <w:lang w:val="en_US" w:bidi="en_US"/>
         </w:rPr>
         <w:t>). What will happen on this earth has already happened (</w:t>
       </w:r>
-      <w:hyperlink r:id="rId95">
-        <w:r>
-          <w:rPr>
-            <w:lang w:val="en_US" w:bidi="en_US"/>
-          </w:rPr>
-          <w:rPr>
-            <w:color w:val="0000EE"/>
-            <w:u w:val="single"/>
-          </w:rPr>
-          <w:t>Ecclesiastes 1:9</w:t>
-        </w:r>
-      </w:hyperlink>
+      <w:r>
+        <w:rPr>
+          <w:lang w:val="en_US" w:bidi="en_US"/>
+        </w:rPr>
+        <w:t>Ecclesiastes 1:9</w:t>
+      </w:r>
       <w:r>
         <w:rPr>
           <w:lang w:val="en_US" w:bidi="en_US"/>
         </w:rPr>
         <w:t xml:space="preserve">, </w:t>
       </w:r>
-      <w:hyperlink r:id="rId96">
-        <w:r>
-          <w:rPr>
-            <w:lang w:val="en_US" w:bidi="en_US"/>
-          </w:rPr>
-          <w:rPr>
-            <w:color w:val="0000EE"/>
-            <w:u w:val="single"/>
-          </w:rPr>
-          <w:t>10</w:t>
-        </w:r>
-      </w:hyperlink>
+      <w:r>
+        <w:rPr>
+          <w:lang w:val="en_US" w:bidi="en_US"/>
+        </w:rPr>
+        <w:t>10</w:t>
+      </w:r>
       <w:r>
         <w:rPr>
           <w:lang w:val="en_US" w:bidi="en_US"/>
         </w:rPr>
         <w:t xml:space="preserve">; </w:t>
       </w:r>
-      <w:hyperlink r:id="rId97">
-        <w:r>
-          <w:rPr>
-            <w:lang w:val="en_US" w:bidi="en_US"/>
-          </w:rPr>
-          <w:rPr>
-            <w:color w:val="0000EE"/>
-            <w:u w:val="single"/>
-          </w:rPr>
-          <w:t>3:15</w:t>
-        </w:r>
-      </w:hyperlink>
+      <w:r>
+        <w:rPr>
+          <w:lang w:val="en_US" w:bidi="en_US"/>
+        </w:rPr>
+        <w:t>3:15</w:t>
+      </w:r>
       <w:r>
         <w:rPr>
           <w:lang w:val="en_US" w:bidi="en_US"/>
@@ -6090,90 +5544,60 @@
         </w:rPr>
         <w:t xml:space="preserve">: Compare </w:t>
       </w:r>
-      <w:hyperlink r:id="rId98">
-        <w:r>
-          <w:rPr>
-            <w:lang w:val="en_US" w:bidi="en_US"/>
-          </w:rPr>
-          <w:rPr>
-            <w:color w:val="0000EE"/>
-            <w:u w:val="single"/>
-          </w:rPr>
-          <w:t>Psalms 39:4–6</w:t>
-        </w:r>
-      </w:hyperlink>
+      <w:r>
+        <w:rPr>
+          <w:lang w:val="en_US" w:bidi="en_US"/>
+        </w:rPr>
+        <w:t>Psalms 39:4–6</w:t>
+      </w:r>
       <w:r>
         <w:rPr>
           <w:lang w:val="en_US" w:bidi="en_US"/>
         </w:rPr>
         <w:t xml:space="preserve">; </w:t>
       </w:r>
-      <w:hyperlink r:id="rId99">
-        <w:r>
-          <w:rPr>
-            <w:lang w:val="en_US" w:bidi="en_US"/>
-          </w:rPr>
-          <w:rPr>
-            <w:color w:val="0000EE"/>
-            <w:u w:val="single"/>
-          </w:rPr>
-          <w:t>90:3–6</w:t>
-        </w:r>
-      </w:hyperlink>
+      <w:r>
+        <w:rPr>
+          <w:lang w:val="en_US" w:bidi="en_US"/>
+        </w:rPr>
+        <w:t>90:3–6</w:t>
+      </w:r>
       <w:r>
         <w:rPr>
           <w:lang w:val="en_US" w:bidi="en_US"/>
         </w:rPr>
         <w:t xml:space="preserve">, </w:t>
       </w:r>
-      <w:hyperlink r:id="rId100">
-        <w:r>
-          <w:rPr>
-            <w:lang w:val="en_US" w:bidi="en_US"/>
-          </w:rPr>
-          <w:rPr>
-            <w:color w:val="0000EE"/>
-            <w:u w:val="single"/>
-          </w:rPr>
-          <w:t>10–12</w:t>
-        </w:r>
-      </w:hyperlink>
+      <w:r>
+        <w:rPr>
+          <w:lang w:val="en_US" w:bidi="en_US"/>
+        </w:rPr>
+        <w:t>10–12</w:t>
+      </w:r>
       <w:r>
         <w:rPr>
           <w:lang w:val="en_US" w:bidi="en_US"/>
         </w:rPr>
         <w:t xml:space="preserve">; </w:t>
       </w:r>
-      <w:hyperlink r:id="rId101">
-        <w:r>
-          <w:rPr>
-            <w:lang w:val="en_US" w:bidi="en_US"/>
-          </w:rPr>
-          <w:rPr>
-            <w:color w:val="0000EE"/>
-            <w:u w:val="single"/>
-          </w:rPr>
-          <w:t>109:23</w:t>
-        </w:r>
-      </w:hyperlink>
+      <w:r>
+        <w:rPr>
+          <w:lang w:val="en_US" w:bidi="en_US"/>
+        </w:rPr>
+        <w:t>109:23</w:t>
+      </w:r>
       <w:r>
         <w:rPr>
           <w:lang w:val="en_US" w:bidi="en_US"/>
         </w:rPr>
         <w:t xml:space="preserve">; </w:t>
       </w:r>
-      <w:hyperlink r:id="rId102">
-        <w:r>
-          <w:rPr>
-            <w:lang w:val="en_US" w:bidi="en_US"/>
-          </w:rPr>
-          <w:rPr>
-            <w:color w:val="0000EE"/>
-            <w:u w:val="single"/>
-          </w:rPr>
-          <w:t>144:4</w:t>
-        </w:r>
-      </w:hyperlink>
+      <w:r>
+        <w:rPr>
+          <w:lang w:val="en_US" w:bidi="en_US"/>
+        </w:rPr>
+        <w:t>144:4</w:t>
+      </w:r>
       <w:r>
         <w:rPr>
           <w:lang w:val="en_US" w:bidi="en_US"/>
@@ -6232,36 +5656,24 @@
         </w:rPr>
         <w:t>It is better to seek a good reputation for wisdom and righteousness than to pursue luxuries like expensive perfume (</w:t>
       </w:r>
-      <w:hyperlink r:id="rId103">
-        <w:r>
-          <w:rPr>
-            <w:lang w:val="en_US" w:bidi="en_US"/>
-          </w:rPr>
-          <w:rPr>
-            <w:color w:val="0000EE"/>
-            <w:u w:val="single"/>
-          </w:rPr>
-          <w:t>Proverbs 22:1</w:t>
-        </w:r>
-      </w:hyperlink>
+      <w:r>
+        <w:rPr>
+          <w:lang w:val="en_US" w:bidi="en_US"/>
+        </w:rPr>
+        <w:t>Proverbs 22:1</w:t>
+      </w:r>
       <w:r>
         <w:rPr>
           <w:lang w:val="en_US" w:bidi="en_US"/>
         </w:rPr>
         <w:t xml:space="preserve">; </w:t>
       </w:r>
-      <w:hyperlink r:id="rId104">
-        <w:r>
-          <w:rPr>
-            <w:lang w:val="en_US" w:bidi="en_US"/>
-          </w:rPr>
-          <w:rPr>
-            <w:color w:val="0000EE"/>
-            <w:u w:val="single"/>
-          </w:rPr>
-          <w:t>28:6</w:t>
-        </w:r>
-      </w:hyperlink>
+      <w:r>
+        <w:rPr>
+          <w:lang w:val="en_US" w:bidi="en_US"/>
+        </w:rPr>
+        <w:t>28:6</w:t>
+      </w:r>
       <w:r>
         <w:rPr>
           <w:lang w:val="en_US" w:bidi="en_US"/>
@@ -6293,72 +5705,48 @@
         </w:rPr>
         <w:t>: There is relief when life's troubles end. Life's difficulties can make one look forward to the peace of death (</w:t>
       </w:r>
-      <w:hyperlink r:id="rId44">
-        <w:r>
-          <w:rPr>
-            <w:lang w:val="en_US" w:bidi="en_US"/>
-          </w:rPr>
-          <w:rPr>
-            <w:color w:val="0000EE"/>
-            <w:u w:val="single"/>
-          </w:rPr>
-          <w:t>Ecclesiastes 1:18</w:t>
-        </w:r>
-      </w:hyperlink>
+      <w:r>
+        <w:rPr>
+          <w:lang w:val="en_US" w:bidi="en_US"/>
+        </w:rPr>
+        <w:t>Ecclesiastes 1:18</w:t>
+      </w:r>
       <w:r>
         <w:rPr>
           <w:lang w:val="en_US" w:bidi="en_US"/>
         </w:rPr>
         <w:t xml:space="preserve">; </w:t>
       </w:r>
-      <w:hyperlink r:id="rId105">
-        <w:r>
-          <w:rPr>
-            <w:lang w:val="en_US" w:bidi="en_US"/>
-          </w:rPr>
-          <w:rPr>
-            <w:color w:val="0000EE"/>
-            <w:u w:val="single"/>
-          </w:rPr>
-          <w:t>2:22</w:t>
-        </w:r>
-      </w:hyperlink>
+      <w:r>
+        <w:rPr>
+          <w:lang w:val="en_US" w:bidi="en_US"/>
+        </w:rPr>
+        <w:t>2:22</w:t>
+      </w:r>
       <w:r>
         <w:rPr>
           <w:lang w:val="en_US" w:bidi="en_US"/>
         </w:rPr>
         <w:t xml:space="preserve">; </w:t>
       </w:r>
-      <w:hyperlink r:id="rId106">
-        <w:r>
-          <w:rPr>
-            <w:lang w:val="en_US" w:bidi="en_US"/>
-          </w:rPr>
-          <w:rPr>
-            <w:color w:val="0000EE"/>
-            <w:u w:val="single"/>
-          </w:rPr>
-          <w:t>4:2–3</w:t>
-        </w:r>
-      </w:hyperlink>
+      <w:r>
+        <w:rPr>
+          <w:lang w:val="en_US" w:bidi="en_US"/>
+        </w:rPr>
+        <w:t>4:2–3</w:t>
+      </w:r>
       <w:r>
         <w:rPr>
           <w:lang w:val="en_US" w:bidi="en_US"/>
         </w:rPr>
         <w:t xml:space="preserve">; </w:t>
       </w:r>
-      <w:hyperlink r:id="rId79">
-        <w:r>
-          <w:rPr>
-            <w:lang w:val="en_US" w:bidi="en_US"/>
-          </w:rPr>
-          <w:rPr>
-            <w:color w:val="0000EE"/>
-            <w:u w:val="single"/>
-          </w:rPr>
-          <w:t>12:1</w:t>
-        </w:r>
-      </w:hyperlink>
+      <w:r>
+        <w:rPr>
+          <w:lang w:val="en_US" w:bidi="en_US"/>
+        </w:rPr>
+        <w:t>12:1</w:t>
+      </w:r>
       <w:r>
         <w:rPr>
           <w:lang w:val="en_US" w:bidi="en_US"/>
@@ -6461,18 +5849,12 @@
         </w:rPr>
         <w:t xml:space="preserve">It is unwise to engage in carefree fun when wisdom calls for serious reflection on death (see also </w:t>
       </w:r>
-      <w:hyperlink r:id="rId107">
-        <w:r>
-          <w:rPr>
-            <w:lang w:val="en_US" w:bidi="en_US"/>
-          </w:rPr>
-          <w:rPr>
-            <w:color w:val="0000EE"/>
-            <w:u w:val="single"/>
-          </w:rPr>
-          <w:t>Ecclesiastes 2:12–13</w:t>
-        </w:r>
-      </w:hyperlink>
+      <w:r>
+        <w:rPr>
+          <w:lang w:val="en_US" w:bidi="en_US"/>
+        </w:rPr>
+        <w:t>Ecclesiastes 2:12–13</w:t>
+      </w:r>
       <w:r>
         <w:rPr>
           <w:lang w:val="en_US" w:bidi="en_US"/>
@@ -6534,18 +5916,12 @@
         </w:rPr>
         <w:t>: Thinking clearly about death helps us understand the seriousness of God's curse on sin and shows us the importance of enjoying life wisely (</w:t>
       </w:r>
-      <w:hyperlink r:id="rId108">
-        <w:r>
-          <w:rPr>
-            <w:lang w:val="en_US" w:bidi="en_US"/>
-          </w:rPr>
-          <w:rPr>
-            <w:color w:val="0000EE"/>
-            <w:u w:val="single"/>
-          </w:rPr>
-          <w:t>Ecclesiastes 9:10</w:t>
-        </w:r>
-      </w:hyperlink>
+      <w:r>
+        <w:rPr>
+          <w:lang w:val="en_US" w:bidi="en_US"/>
+        </w:rPr>
+        <w:t>Ecclesiastes 9:10</w:t>
+      </w:r>
       <w:r>
         <w:rPr>
           <w:lang w:val="en_US" w:bidi="en_US"/>
@@ -6600,18 +5976,12 @@
         </w:rPr>
         <w:t>Praise from a fool and enjoying a fool’s laughter are temporary and worthless. Criticism from a wise person can lead to real benefits (</w:t>
       </w:r>
-      <w:hyperlink r:id="rId109">
-        <w:r>
-          <w:rPr>
-            <w:lang w:val="en_US" w:bidi="en_US"/>
-          </w:rPr>
-          <w:rPr>
-            <w:color w:val="0000EE"/>
-            <w:u w:val="single"/>
-          </w:rPr>
-          <w:t>Proverbs 17:10</w:t>
-        </w:r>
-      </w:hyperlink>
+      <w:r>
+        <w:rPr>
+          <w:lang w:val="en_US" w:bidi="en_US"/>
+        </w:rPr>
+        <w:t>Proverbs 17:10</w:t>
+      </w:r>
       <w:r>
         <w:rPr>
           <w:lang w:val="en_US" w:bidi="en_US"/>
@@ -6727,36 +6097,24 @@
         </w:rPr>
         <w:t xml:space="preserve"> Compare </w:t>
       </w:r>
-      <w:hyperlink r:id="rId110">
-        <w:r>
-          <w:rPr>
-            <w:lang w:val="en_US" w:bidi="en_US"/>
-          </w:rPr>
-          <w:rPr>
-            <w:color w:val="0000EE"/>
-            <w:u w:val="single"/>
-          </w:rPr>
-          <w:t>Proverbs 14:29</w:t>
-        </w:r>
-      </w:hyperlink>
+      <w:r>
+        <w:rPr>
+          <w:lang w:val="en_US" w:bidi="en_US"/>
+        </w:rPr>
+        <w:t>Proverbs 14:29</w:t>
+      </w:r>
       <w:r>
         <w:rPr>
           <w:lang w:val="en_US" w:bidi="en_US"/>
         </w:rPr>
         <w:t xml:space="preserve"> and </w:t>
       </w:r>
-      <w:hyperlink r:id="rId111">
-        <w:r>
-          <w:rPr>
-            <w:lang w:val="en_US" w:bidi="en_US"/>
-          </w:rPr>
-          <w:rPr>
-            <w:color w:val="0000EE"/>
-            <w:u w:val="single"/>
-          </w:rPr>
-          <w:t>29:11</w:t>
-        </w:r>
-      </w:hyperlink>
+      <w:r>
+        <w:rPr>
+          <w:lang w:val="en_US" w:bidi="en_US"/>
+        </w:rPr>
+        <w:t>29:11</w:t>
+      </w:r>
       <w:r>
         <w:rPr>
           <w:lang w:val="en_US" w:bidi="en_US"/>
@@ -6858,54 +6216,36 @@
         </w:rPr>
         <w:t xml:space="preserve"> See </w:t>
       </w:r>
-      <w:hyperlink r:id="rId112">
-        <w:r>
-          <w:rPr>
-            <w:lang w:val="en_US" w:bidi="en_US"/>
-          </w:rPr>
-          <w:rPr>
-            <w:color w:val="0000EE"/>
-            <w:u w:val="single"/>
-          </w:rPr>
-          <w:t>Ecclesiastes 7:17</w:t>
-        </w:r>
-      </w:hyperlink>
+      <w:r>
+        <w:rPr>
+          <w:lang w:val="en_US" w:bidi="en_US"/>
+        </w:rPr>
+        <w:t>Ecclesiastes 7:17</w:t>
+      </w:r>
       <w:r>
         <w:rPr>
           <w:lang w:val="en_US" w:bidi="en_US"/>
         </w:rPr>
         <w:t xml:space="preserve">; </w:t>
       </w:r>
-      <w:hyperlink r:id="rId113">
-        <w:r>
-          <w:rPr>
-            <w:lang w:val="en_US" w:bidi="en_US"/>
-          </w:rPr>
-          <w:rPr>
-            <w:color w:val="0000EE"/>
-            <w:u w:val="single"/>
-          </w:rPr>
-          <w:t>Proverbs 10:2</w:t>
-        </w:r>
-      </w:hyperlink>
+      <w:r>
+        <w:rPr>
+          <w:lang w:val="en_US" w:bidi="en_US"/>
+        </w:rPr>
+        <w:t>Proverbs 10:2</w:t>
+      </w:r>
       <w:r>
         <w:rPr>
           <w:lang w:val="en_US" w:bidi="en_US"/>
         </w:rPr>
         <w:t xml:space="preserve">; </w:t>
       </w:r>
-      <w:hyperlink r:id="rId114">
-        <w:r>
-          <w:rPr>
-            <w:lang w:val="en_US" w:bidi="en_US"/>
-          </w:rPr>
-          <w:rPr>
-            <w:color w:val="0000EE"/>
-            <w:u w:val="single"/>
-          </w:rPr>
-          <w:t>11:4</w:t>
-        </w:r>
-      </w:hyperlink>
+      <w:r>
+        <w:rPr>
+          <w:lang w:val="en_US" w:bidi="en_US"/>
+        </w:rPr>
+        <w:t>11:4</w:t>
+      </w:r>
       <w:r>
         <w:rPr>
           <w:lang w:val="en_US" w:bidi="en_US"/>
@@ -7008,18 +6348,12 @@
         </w:rPr>
         <w:t xml:space="preserve">Enjoying prosperity is good, but these gifts do not last. A wise person accepts God's control in everything (see </w:t>
       </w:r>
-      <w:hyperlink r:id="rId115">
-        <w:r>
-          <w:rPr>
-            <w:lang w:val="en_US" w:bidi="en_US"/>
-          </w:rPr>
-          <w:rPr>
-            <w:color w:val="0000EE"/>
-            <w:u w:val="single"/>
-          </w:rPr>
-          <w:t>Philippians 4:11–13</w:t>
-        </w:r>
-      </w:hyperlink>
+      <w:r>
+        <w:rPr>
+          <w:lang w:val="en_US" w:bidi="en_US"/>
+        </w:rPr>
+        <w:t>Philippians 4:11–13</w:t>
+      </w:r>
       <w:r>
         <w:rPr>
           <w:lang w:val="en_US" w:bidi="en_US"/>
@@ -7129,18 +6463,12 @@
         </w:rPr>
         <w:t xml:space="preserve">: Foolish wickedness can lead to an early death (for example, </w:t>
       </w:r>
-      <w:hyperlink r:id="rId116">
-        <w:r>
-          <w:rPr>
-            <w:lang w:val="en_US" w:bidi="en_US"/>
-          </w:rPr>
-          <w:rPr>
-            <w:color w:val="0000EE"/>
-            <w:u w:val="single"/>
-          </w:rPr>
-          <w:t>1 Samuel 25</w:t>
-        </w:r>
-      </w:hyperlink>
+      <w:r>
+        <w:rPr>
+          <w:lang w:val="en_US" w:bidi="en_US"/>
+        </w:rPr>
+        <w:t>1 Samuel 25</w:t>
+      </w:r>
       <w:r>
         <w:rPr>
           <w:lang w:val="en_US" w:bidi="en_US"/>
@@ -7202,36 +6530,24 @@
         </w:rPr>
         <w:t xml:space="preserve">: For example, see </w:t>
       </w:r>
-      <w:hyperlink r:id="rId117">
-        <w:r>
-          <w:rPr>
-            <w:lang w:val="en_US" w:bidi="en_US"/>
-          </w:rPr>
-          <w:rPr>
-            <w:color w:val="0000EE"/>
-            <w:u w:val="single"/>
-          </w:rPr>
-          <w:t>Ecclesiastes 9:14–15</w:t>
-        </w:r>
-      </w:hyperlink>
+      <w:r>
+        <w:rPr>
+          <w:lang w:val="en_US" w:bidi="en_US"/>
+        </w:rPr>
+        <w:t>Ecclesiastes 9:14–15</w:t>
+      </w:r>
       <w:r>
         <w:rPr>
           <w:lang w:val="en_US" w:bidi="en_US"/>
         </w:rPr>
         <w:t xml:space="preserve">; </w:t>
       </w:r>
-      <w:hyperlink r:id="rId118">
-        <w:r>
-          <w:rPr>
-            <w:lang w:val="en_US" w:bidi="en_US"/>
-          </w:rPr>
-          <w:rPr>
-            <w:color w:val="0000EE"/>
-            <w:u w:val="single"/>
-          </w:rPr>
-          <w:t>2 Samuel 20:15–22</w:t>
-        </w:r>
-      </w:hyperlink>
+      <w:r>
+        <w:rPr>
+          <w:lang w:val="en_US" w:bidi="en_US"/>
+        </w:rPr>
+        <w:t>2 Samuel 20:15–22</w:t>
+      </w:r>
       <w:r>
         <w:rPr>
           <w:lang w:val="en_US" w:bidi="en_US"/>
@@ -7293,54 +6609,36 @@
         </w:rPr>
         <w:t xml:space="preserve">: See </w:t>
       </w:r>
-      <w:hyperlink r:id="rId119">
-        <w:r>
-          <w:rPr>
-            <w:lang w:val="en_US" w:bidi="en_US"/>
-          </w:rPr>
-          <w:rPr>
-            <w:color w:val="0000EE"/>
-            <w:u w:val="single"/>
-          </w:rPr>
-          <w:t>1 Kings 8:46</w:t>
-        </w:r>
-      </w:hyperlink>
+      <w:r>
+        <w:rPr>
+          <w:lang w:val="en_US" w:bidi="en_US"/>
+        </w:rPr>
+        <w:t>1 Kings 8:46</w:t>
+      </w:r>
       <w:r>
         <w:rPr>
           <w:lang w:val="en_US" w:bidi="en_US"/>
         </w:rPr>
         <w:t xml:space="preserve">; </w:t>
       </w:r>
-      <w:hyperlink r:id="rId120">
-        <w:r>
-          <w:rPr>
-            <w:lang w:val="en_US" w:bidi="en_US"/>
-          </w:rPr>
-          <w:rPr>
-            <w:color w:val="0000EE"/>
-            <w:u w:val="single"/>
-          </w:rPr>
-          <w:t>Proverbs 20:9</w:t>
-        </w:r>
-      </w:hyperlink>
+      <w:r>
+        <w:rPr>
+          <w:lang w:val="en_US" w:bidi="en_US"/>
+        </w:rPr>
+        <w:t>Proverbs 20:9</w:t>
+      </w:r>
       <w:r>
         <w:rPr>
           <w:lang w:val="en_US" w:bidi="en_US"/>
         </w:rPr>
         <w:t xml:space="preserve">; </w:t>
       </w:r>
-      <w:hyperlink r:id="rId121">
-        <w:r>
-          <w:rPr>
-            <w:lang w:val="en_US" w:bidi="en_US"/>
-          </w:rPr>
-          <w:rPr>
-            <w:color w:val="0000EE"/>
-            <w:u w:val="single"/>
-          </w:rPr>
-          <w:t>Romans 3:23</w:t>
-        </w:r>
-      </w:hyperlink>
+      <w:r>
+        <w:rPr>
+          <w:lang w:val="en_US" w:bidi="en_US"/>
+        </w:rPr>
+        <w:t>Romans 3:23</w:t>
+      </w:r>
       <w:r>
         <w:rPr>
           <w:lang w:val="en_US" w:bidi="en_US"/>
@@ -7456,36 +6754,24 @@
         </w:rPr>
         <w:t xml:space="preserve"> The Teacher could not find the wisdom or reasons he sought. Such reasons are hidden in God's mind (</w:t>
       </w:r>
-      <w:hyperlink r:id="rId122">
-        <w:r>
-          <w:rPr>
-            <w:lang w:val="en_US" w:bidi="en_US"/>
-          </w:rPr>
-          <w:rPr>
-            <w:color w:val="0000EE"/>
-            <w:u w:val="single"/>
-          </w:rPr>
-          <w:t>Ecclesiastes 3:11</w:t>
-        </w:r>
-      </w:hyperlink>
+      <w:r>
+        <w:rPr>
+          <w:lang w:val="en_US" w:bidi="en_US"/>
+        </w:rPr>
+        <w:t>Ecclesiastes 3:11</w:t>
+      </w:r>
       <w:r>
         <w:rPr>
           <w:lang w:val="en_US" w:bidi="en_US"/>
         </w:rPr>
         <w:t xml:space="preserve">; </w:t>
       </w:r>
-      <w:hyperlink r:id="rId123">
-        <w:r>
-          <w:rPr>
-            <w:lang w:val="en_US" w:bidi="en_US"/>
-          </w:rPr>
-          <w:rPr>
-            <w:color w:val="0000EE"/>
-            <w:u w:val="single"/>
-          </w:rPr>
-          <w:t>8:17</w:t>
-        </w:r>
-      </w:hyperlink>
+      <w:r>
+        <w:rPr>
+          <w:lang w:val="en_US" w:bidi="en_US"/>
+        </w:rPr>
+        <w:t>8:17</w:t>
+      </w:r>
       <w:r>
         <w:rPr>
           <w:lang w:val="en_US" w:bidi="en_US"/>
@@ -7547,36 +6833,24 @@
         </w:rPr>
         <w:t xml:space="preserve">: Compare </w:t>
       </w:r>
-      <w:hyperlink r:id="rId124">
-        <w:r>
-          <w:rPr>
-            <w:lang w:val="en_US" w:bidi="en_US"/>
-          </w:rPr>
-          <w:rPr>
-            <w:color w:val="0000EE"/>
-            <w:u w:val="single"/>
-          </w:rPr>
-          <w:t>Proverbs 5</w:t>
-        </w:r>
-      </w:hyperlink>
+      <w:r>
+        <w:rPr>
+          <w:lang w:val="en_US" w:bidi="en_US"/>
+        </w:rPr>
+        <w:t>Proverbs 5</w:t>
+      </w:r>
       <w:r>
         <w:rPr>
           <w:lang w:val="en_US" w:bidi="en_US"/>
         </w:rPr>
         <w:t xml:space="preserve">; </w:t>
       </w:r>
-      <w:hyperlink r:id="rId125">
-        <w:r>
-          <w:rPr>
-            <w:lang w:val="en_US" w:bidi="en_US"/>
-          </w:rPr>
-          <w:rPr>
-            <w:color w:val="0000EE"/>
-            <w:u w:val="single"/>
-          </w:rPr>
-          <w:t>6:20–7:27</w:t>
-        </w:r>
-      </w:hyperlink>
+      <w:r>
+        <w:rPr>
+          <w:lang w:val="en_US" w:bidi="en_US"/>
+        </w:rPr>
+        <w:t>6:20–7:27</w:t>
+      </w:r>
       <w:r>
         <w:rPr>
           <w:lang w:val="en_US" w:bidi="en_US"/>
@@ -7631,18 +6905,12 @@
         </w:rPr>
         <w:t xml:space="preserve">The New Living Translation adds the phrase "is virtuous" (based on </w:t>
       </w:r>
-      <w:hyperlink r:id="rId126">
-        <w:r>
-          <w:rPr>
-            <w:lang w:val="en_US" w:bidi="en_US"/>
-          </w:rPr>
-          <w:rPr>
-            <w:color w:val="0000EE"/>
-            <w:u w:val="single"/>
-          </w:rPr>
-          <w:t>Ecclesiastes 7:29</w:t>
-        </w:r>
-      </w:hyperlink>
+      <w:r>
+        <w:rPr>
+          <w:lang w:val="en_US" w:bidi="en_US"/>
+        </w:rPr>
+        <w:t>Ecclesiastes 7:29</w:t>
+      </w:r>
       <w:r>
         <w:rPr>
           <w:lang w:val="en_US" w:bidi="en_US"/>
@@ -7697,90 +6965,60 @@
         </w:rPr>
         <w:t>After much searching, the Teacher found that humanity's decline from God's created order (</w:t>
       </w:r>
-      <w:hyperlink r:id="rId127">
-        <w:r>
-          <w:rPr>
-            <w:lang w:val="en_US" w:bidi="en_US"/>
-          </w:rPr>
-          <w:rPr>
-            <w:color w:val="0000EE"/>
-            <w:u w:val="single"/>
-          </w:rPr>
-          <w:t>Genesis 1:27–28</w:t>
-        </w:r>
-      </w:hyperlink>
+      <w:r>
+        <w:rPr>
+          <w:lang w:val="en_US" w:bidi="en_US"/>
+        </w:rPr>
+        <w:t>Genesis 1:27–28</w:t>
+      </w:r>
       <w:r>
         <w:rPr>
           <w:lang w:val="en_US" w:bidi="en_US"/>
         </w:rPr>
         <w:t xml:space="preserve">; </w:t>
       </w:r>
-      <w:hyperlink r:id="rId128">
-        <w:r>
-          <w:rPr>
-            <w:lang w:val="en_US" w:bidi="en_US"/>
-          </w:rPr>
-          <w:rPr>
-            <w:color w:val="0000EE"/>
-            <w:u w:val="single"/>
-          </w:rPr>
-          <w:t>2:23–25</w:t>
-        </w:r>
-      </w:hyperlink>
+      <w:r>
+        <w:rPr>
+          <w:lang w:val="en_US" w:bidi="en_US"/>
+        </w:rPr>
+        <w:t>2:23–25</w:t>
+      </w:r>
       <w:r>
         <w:rPr>
           <w:lang w:val="en_US" w:bidi="en_US"/>
         </w:rPr>
         <w:t xml:space="preserve">; </w:t>
       </w:r>
-      <w:hyperlink r:id="rId129">
-        <w:r>
-          <w:rPr>
-            <w:lang w:val="en_US" w:bidi="en_US"/>
-          </w:rPr>
-          <w:rPr>
-            <w:color w:val="0000EE"/>
-            <w:u w:val="single"/>
-          </w:rPr>
-          <w:t>3:1–19</w:t>
-        </w:r>
-      </w:hyperlink>
+      <w:r>
+        <w:rPr>
+          <w:lang w:val="en_US" w:bidi="en_US"/>
+        </w:rPr>
+        <w:t>3:1–19</w:t>
+      </w:r>
       <w:r>
         <w:rPr>
           <w:lang w:val="en_US" w:bidi="en_US"/>
         </w:rPr>
         <w:t xml:space="preserve">) was repeated by Adam and Eve's descendants (compare </w:t>
       </w:r>
-      <w:hyperlink r:id="rId130">
-        <w:r>
-          <w:rPr>
-            <w:lang w:val="en_US" w:bidi="en_US"/>
-          </w:rPr>
-          <w:rPr>
-            <w:color w:val="0000EE"/>
-            <w:u w:val="single"/>
-          </w:rPr>
-          <w:t>Romans 3:10–18</w:t>
-        </w:r>
-      </w:hyperlink>
+      <w:r>
+        <w:rPr>
+          <w:lang w:val="en_US" w:bidi="en_US"/>
+        </w:rPr>
+        <w:t>Romans 3:10–18</w:t>
+      </w:r>
       <w:r>
         <w:rPr>
           <w:lang w:val="en_US" w:bidi="en_US"/>
         </w:rPr>
         <w:t xml:space="preserve">, </w:t>
       </w:r>
-      <w:hyperlink r:id="rId121">
-        <w:r>
-          <w:rPr>
-            <w:lang w:val="en_US" w:bidi="en_US"/>
-          </w:rPr>
-          <w:rPr>
-            <w:color w:val="0000EE"/>
-            <w:u w:val="single"/>
-          </w:rPr>
-          <w:t>23</w:t>
-        </w:r>
-      </w:hyperlink>
+      <w:r>
+        <w:rPr>
+          <w:lang w:val="en_US" w:bidi="en_US"/>
+        </w:rPr>
+        <w:t>23</w:t>
+      </w:r>
       <w:r>
         <w:rPr>
           <w:lang w:val="en_US" w:bidi="en_US"/>
@@ -7897,36 +7135,24 @@
         </w:rPr>
         <w:t xml:space="preserve">: Compare </w:t>
       </w:r>
-      <w:hyperlink r:id="rId131">
-        <w:r>
-          <w:rPr>
-            <w:lang w:val="en_US" w:bidi="en_US"/>
-          </w:rPr>
-          <w:rPr>
-            <w:color w:val="0000EE"/>
-            <w:u w:val="single"/>
-          </w:rPr>
-          <w:t>Ecclesiastes 5:2–6</w:t>
-        </w:r>
-      </w:hyperlink>
+      <w:r>
+        <w:rPr>
+          <w:lang w:val="en_US" w:bidi="en_US"/>
+        </w:rPr>
+        <w:t>Ecclesiastes 5:2–6</w:t>
+      </w:r>
       <w:r>
         <w:rPr>
           <w:lang w:val="en_US" w:bidi="en_US"/>
         </w:rPr>
         <w:t xml:space="preserve">; </w:t>
       </w:r>
-      <w:hyperlink r:id="rId132">
-        <w:r>
-          <w:rPr>
-            <w:lang w:val="en_US" w:bidi="en_US"/>
-          </w:rPr>
-          <w:rPr>
-            <w:color w:val="0000EE"/>
-            <w:u w:val="single"/>
-          </w:rPr>
-          <w:t>1 Kings 2:41–43</w:t>
-        </w:r>
-      </w:hyperlink>
+      <w:r>
+        <w:rPr>
+          <w:lang w:val="en_US" w:bidi="en_US"/>
+        </w:rPr>
+        <w:t>1 Kings 2:41–43</w:t>
+      </w:r>
       <w:r>
         <w:rPr>
           <w:lang w:val="en_US" w:bidi="en_US"/>
@@ -8042,36 +7268,24 @@
         </w:rPr>
         <w:t xml:space="preserve"> Wise people will be ready when the right moment comes (see </w:t>
       </w:r>
-      <w:hyperlink r:id="rId58">
-        <w:r>
-          <w:rPr>
-            <w:lang w:val="en_US" w:bidi="en_US"/>
-          </w:rPr>
-          <w:rPr>
-            <w:color w:val="0000EE"/>
-            <w:u w:val="single"/>
-          </w:rPr>
-          <w:t>Ecclesiastes 3:1–8</w:t>
-        </w:r>
-      </w:hyperlink>
+      <w:r>
+        <w:rPr>
+          <w:lang w:val="en_US" w:bidi="en_US"/>
+        </w:rPr>
+        <w:t>Ecclesiastes 3:1–8</w:t>
+      </w:r>
       <w:r>
         <w:rPr>
           <w:lang w:val="en_US" w:bidi="en_US"/>
         </w:rPr>
         <w:t xml:space="preserve">; </w:t>
       </w:r>
-      <w:hyperlink r:id="rId52">
-        <w:r>
-          <w:rPr>
-            <w:lang w:val="en_US" w:bidi="en_US"/>
-          </w:rPr>
-          <w:rPr>
-            <w:color w:val="0000EE"/>
-            <w:u w:val="single"/>
-          </w:rPr>
-          <w:t>Ephesians 5:16</w:t>
-        </w:r>
-      </w:hyperlink>
+      <w:r>
+        <w:rPr>
+          <w:lang w:val="en_US" w:bidi="en_US"/>
+        </w:rPr>
+        <w:t>Ephesians 5:16</w:t>
+      </w:r>
       <w:r>
         <w:rPr>
           <w:lang w:val="en_US" w:bidi="en_US"/>
@@ -8222,36 +7436,24 @@
         </w:rPr>
         <w:t>Injustice is temporary and does not disrupt God's plans for justice (</w:t>
       </w:r>
-      <w:hyperlink r:id="rId133">
-        <w:r>
-          <w:rPr>
-            <w:lang w:val="en_US" w:bidi="en_US"/>
-          </w:rPr>
-          <w:rPr>
-            <w:color w:val="0000EE"/>
-            <w:u w:val="single"/>
-          </w:rPr>
-          <w:t>Ecclesiastes 3:16–17</w:t>
-        </w:r>
-      </w:hyperlink>
+      <w:r>
+        <w:rPr>
+          <w:lang w:val="en_US" w:bidi="en_US"/>
+        </w:rPr>
+        <w:t>Ecclesiastes 3:16–17</w:t>
+      </w:r>
       <w:r>
         <w:rPr>
           <w:lang w:val="en_US" w:bidi="en_US"/>
         </w:rPr>
         <w:t xml:space="preserve">; </w:t>
       </w:r>
-      <w:hyperlink r:id="rId66">
-        <w:r>
-          <w:rPr>
-            <w:lang w:val="en_US" w:bidi="en_US"/>
-          </w:rPr>
-          <w:rPr>
-            <w:color w:val="0000EE"/>
-            <w:u w:val="single"/>
-          </w:rPr>
-          <w:t>12:14</w:t>
-        </w:r>
-      </w:hyperlink>
+      <w:r>
+        <w:rPr>
+          <w:lang w:val="en_US" w:bidi="en_US"/>
+        </w:rPr>
+        <w:t>12:14</w:t>
+      </w:r>
       <w:r>
         <w:rPr>
           <w:lang w:val="en_US" w:bidi="en_US"/>
@@ -8310,90 +7512,60 @@
         </w:rPr>
         <w:t>The Teacher’s conclusion is familiar (</w:t>
       </w:r>
-      <w:hyperlink r:id="rId70">
-        <w:r>
-          <w:rPr>
-            <w:lang w:val="en_US" w:bidi="en_US"/>
-          </w:rPr>
-          <w:rPr>
-            <w:color w:val="0000EE"/>
-            <w:u w:val="single"/>
-          </w:rPr>
-          <w:t>Ecclesiastes 2:24–25</w:t>
-        </w:r>
-      </w:hyperlink>
+      <w:r>
+        <w:rPr>
+          <w:lang w:val="en_US" w:bidi="en_US"/>
+        </w:rPr>
+        <w:t>Ecclesiastes 2:24–25</w:t>
+      </w:r>
       <w:r>
         <w:rPr>
           <w:lang w:val="en_US" w:bidi="en_US"/>
         </w:rPr>
         <w:t xml:space="preserve">; </w:t>
       </w:r>
-      <w:hyperlink r:id="rId57">
-        <w:r>
-          <w:rPr>
-            <w:lang w:val="en_US" w:bidi="en_US"/>
-          </w:rPr>
-          <w:rPr>
-            <w:color w:val="0000EE"/>
-            <w:u w:val="single"/>
-          </w:rPr>
-          <w:t>3:12–13</w:t>
-        </w:r>
-      </w:hyperlink>
+      <w:r>
+        <w:rPr>
+          <w:lang w:val="en_US" w:bidi="en_US"/>
+        </w:rPr>
+        <w:t>3:12–13</w:t>
+      </w:r>
       <w:r>
         <w:rPr>
           <w:lang w:val="en_US" w:bidi="en_US"/>
         </w:rPr>
         <w:t xml:space="preserve">, </w:t>
       </w:r>
-      <w:hyperlink r:id="rId93">
-        <w:r>
-          <w:rPr>
-            <w:lang w:val="en_US" w:bidi="en_US"/>
-          </w:rPr>
-          <w:rPr>
-            <w:color w:val="0000EE"/>
-            <w:u w:val="single"/>
-          </w:rPr>
-          <w:t>22</w:t>
-        </w:r>
-      </w:hyperlink>
+      <w:r>
+        <w:rPr>
+          <w:lang w:val="en_US" w:bidi="en_US"/>
+        </w:rPr>
+        <w:t>22</w:t>
+      </w:r>
       <w:r>
         <w:rPr>
           <w:lang w:val="en_US" w:bidi="en_US"/>
         </w:rPr>
         <w:t xml:space="preserve">; </w:t>
       </w:r>
-      <w:hyperlink r:id="rId36">
-        <w:r>
-          <w:rPr>
-            <w:lang w:val="en_US" w:bidi="en_US"/>
-          </w:rPr>
-          <w:rPr>
-            <w:color w:val="0000EE"/>
-            <w:u w:val="single"/>
-          </w:rPr>
-          <w:t>5:18–20</w:t>
-        </w:r>
-      </w:hyperlink>
+      <w:r>
+        <w:rPr>
+          <w:lang w:val="en_US" w:bidi="en_US"/>
+        </w:rPr>
+        <w:t>5:18–20</w:t>
+      </w:r>
       <w:r>
         <w:rPr>
           <w:lang w:val="en_US" w:bidi="en_US"/>
         </w:rPr>
         <w:t xml:space="preserve">; </w:t>
       </w:r>
-      <w:hyperlink r:id="rId134">
-        <w:r>
-          <w:rPr>
-            <w:lang w:val="en_US" w:bidi="en_US"/>
-          </w:rPr>
-          <w:rPr>
-            <w:color w:val="0000EE"/>
-            <w:u w:val="single"/>
-          </w:rPr>
-          <w:t>6:9</w:t>
-        </w:r>
-      </w:hyperlink>
+      <w:r>
+        <w:rPr>
+          <w:lang w:val="en_US" w:bidi="en_US"/>
+        </w:rPr>
+        <w:t>6:9</w:t>
+      </w:r>
       <w:r>
         <w:rPr>
           <w:lang w:val="en_US" w:bidi="en_US"/>
@@ -8514,18 +7686,12 @@
         </w:rPr>
         <w:t>From observing life, it seems death often lacks meaning. Why do some people die while others live longer? God's decision on this is unpredictable (</w:t>
       </w:r>
-      <w:hyperlink r:id="rId135">
-        <w:r>
-          <w:rPr>
-            <w:lang w:val="en_US" w:bidi="en_US"/>
-          </w:rPr>
-          <w:rPr>
-            <w:color w:val="0000EE"/>
-            <w:u w:val="single"/>
-          </w:rPr>
-          <w:t>Ecclesiastes 7:13–14</w:t>
-        </w:r>
-      </w:hyperlink>
+      <w:r>
+        <w:rPr>
+          <w:lang w:val="en_US" w:bidi="en_US"/>
+        </w:rPr>
+        <w:t>Ecclesiastes 7:13–14</w:t>
+      </w:r>
       <w:r>
         <w:rPr>
           <w:lang w:val="en_US" w:bidi="en_US"/>
@@ -8587,54 +7753,36 @@
         </w:rPr>
         <w:t xml:space="preserve">: There is no promise that doing good will bring rewards in this life (see </w:t>
       </w:r>
-      <w:hyperlink r:id="rId136">
-        <w:r>
-          <w:rPr>
-            <w:lang w:val="en_US" w:bidi="en_US"/>
-          </w:rPr>
-          <w:rPr>
-            <w:color w:val="0000EE"/>
-            <w:u w:val="single"/>
-          </w:rPr>
-          <w:t>Ecclesiastes 3:17–22</w:t>
-        </w:r>
-      </w:hyperlink>
+      <w:r>
+        <w:rPr>
+          <w:lang w:val="en_US" w:bidi="en_US"/>
+        </w:rPr>
+        <w:t>Ecclesiastes 3:17–22</w:t>
+      </w:r>
       <w:r>
         <w:rPr>
           <w:lang w:val="en_US" w:bidi="en_US"/>
         </w:rPr>
         <w:t xml:space="preserve">; </w:t>
       </w:r>
-      <w:hyperlink r:id="rId137">
-        <w:r>
-          <w:rPr>
-            <w:lang w:val="en_US" w:bidi="en_US"/>
-          </w:rPr>
-          <w:rPr>
-            <w:color w:val="0000EE"/>
-            <w:u w:val="single"/>
-          </w:rPr>
-          <w:t>8:10–15</w:t>
-        </w:r>
-      </w:hyperlink>
+      <w:r>
+        <w:rPr>
+          <w:lang w:val="en_US" w:bidi="en_US"/>
+        </w:rPr>
+        <w:t>8:10–15</w:t>
+      </w:r>
       <w:r>
         <w:rPr>
           <w:lang w:val="en_US" w:bidi="en_US"/>
         </w:rPr>
         <w:t xml:space="preserve">; </w:t>
       </w:r>
-      <w:hyperlink r:id="rId66">
-        <w:r>
-          <w:rPr>
-            <w:lang w:val="en_US" w:bidi="en_US"/>
-          </w:rPr>
-          <w:rPr>
-            <w:color w:val="0000EE"/>
-            <w:u w:val="single"/>
-          </w:rPr>
-          <w:t>12:14</w:t>
-        </w:r>
-      </w:hyperlink>
+      <w:r>
+        <w:rPr>
+          <w:lang w:val="en_US" w:bidi="en_US"/>
+        </w:rPr>
+        <w:t>12:14</w:t>
+      </w:r>
       <w:r>
         <w:rPr>
           <w:lang w:val="en_US" w:bidi="en_US"/>
@@ -8785,36 +7933,24 @@
         </w:rPr>
         <w:t xml:space="preserve">Hope for enjoyment exists only if the person hoping is alive. So, it is better to be alive (compare </w:t>
       </w:r>
-      <w:hyperlink r:id="rId138">
-        <w:r>
-          <w:rPr>
-            <w:lang w:val="en_US" w:bidi="en_US"/>
-          </w:rPr>
-          <w:rPr>
-            <w:color w:val="0000EE"/>
-            <w:u w:val="single"/>
-          </w:rPr>
-          <w:t>Ecclesiastes 6:3</w:t>
-        </w:r>
-      </w:hyperlink>
+      <w:r>
+        <w:rPr>
+          <w:lang w:val="en_US" w:bidi="en_US"/>
+        </w:rPr>
+        <w:t>Ecclesiastes 6:3</w:t>
+      </w:r>
       <w:r>
         <w:rPr>
           <w:lang w:val="en_US" w:bidi="en_US"/>
         </w:rPr>
         <w:t xml:space="preserve">; </w:t>
       </w:r>
-      <w:hyperlink r:id="rId139">
-        <w:r>
-          <w:rPr>
-            <w:lang w:val="en_US" w:bidi="en_US"/>
-          </w:rPr>
-          <w:rPr>
-            <w:color w:val="0000EE"/>
-            <w:u w:val="single"/>
-          </w:rPr>
-          <w:t>7:1</w:t>
-        </w:r>
-      </w:hyperlink>
+      <w:r>
+        <w:rPr>
+          <w:lang w:val="en_US" w:bidi="en_US"/>
+        </w:rPr>
+        <w:t>7:1</w:t>
+      </w:r>
       <w:r>
         <w:rPr>
           <w:lang w:val="en_US" w:bidi="en_US"/>
@@ -8979,18 +8115,12 @@
         </w:rPr>
         <w:t xml:space="preserve">: We cannot control the outcome (compare </w:t>
       </w:r>
-      <w:hyperlink r:id="rId140">
-        <w:r>
-          <w:rPr>
-            <w:lang w:val="en_US" w:bidi="en_US"/>
-          </w:rPr>
-          <w:rPr>
-            <w:color w:val="0000EE"/>
-            <w:u w:val="single"/>
-          </w:rPr>
-          <w:t>Ecclesiastes 7:13</w:t>
-        </w:r>
-      </w:hyperlink>
+      <w:r>
+        <w:rPr>
+          <w:lang w:val="en_US" w:bidi="en_US"/>
+        </w:rPr>
+        <w:t>Ecclesiastes 7:13</w:t>
+      </w:r>
       <w:r>
         <w:rPr>
           <w:lang w:val="en_US" w:bidi="en_US"/>
@@ -9045,108 +8175,72 @@
         </w:rPr>
         <w:t xml:space="preserve">This poor man's wise action was effective. Wisdom is better than power, strength, or weapons (see </w:t>
       </w:r>
-      <w:hyperlink r:id="rId141">
-        <w:r>
-          <w:rPr>
-            <w:lang w:val="en_US" w:bidi="en_US"/>
-          </w:rPr>
-          <w:rPr>
-            <w:color w:val="0000EE"/>
-            <w:u w:val="single"/>
-          </w:rPr>
-          <w:t>Ecclesiastes 4:13</w:t>
-        </w:r>
-      </w:hyperlink>
+      <w:r>
+        <w:rPr>
+          <w:lang w:val="en_US" w:bidi="en_US"/>
+        </w:rPr>
+        <w:t>Ecclesiastes 4:13</w:t>
+      </w:r>
       <w:r>
         <w:rPr>
           <w:lang w:val="en_US" w:bidi="en_US"/>
         </w:rPr>
         <w:t xml:space="preserve">; </w:t>
       </w:r>
-      <w:hyperlink r:id="rId142">
-        <w:r>
-          <w:rPr>
-            <w:lang w:val="en_US" w:bidi="en_US"/>
-          </w:rPr>
-          <w:rPr>
-            <w:color w:val="0000EE"/>
-            <w:u w:val="single"/>
-          </w:rPr>
-          <w:t>7:9</w:t>
-        </w:r>
-      </w:hyperlink>
+      <w:r>
+        <w:rPr>
+          <w:lang w:val="en_US" w:bidi="en_US"/>
+        </w:rPr>
+        <w:t>7:9</w:t>
+      </w:r>
       <w:r>
         <w:rPr>
           <w:lang w:val="en_US" w:bidi="en_US"/>
         </w:rPr>
         <w:t xml:space="preserve">, </w:t>
       </w:r>
-      <w:hyperlink r:id="rId143">
-        <w:r>
-          <w:rPr>
-            <w:lang w:val="en_US" w:bidi="en_US"/>
-          </w:rPr>
-          <w:rPr>
-            <w:color w:val="0000EE"/>
-            <w:u w:val="single"/>
-          </w:rPr>
-          <w:t>19</w:t>
-        </w:r>
-      </w:hyperlink>
+      <w:r>
+        <w:rPr>
+          <w:lang w:val="en_US" w:bidi="en_US"/>
+        </w:rPr>
+        <w:t>19</w:t>
+      </w:r>
       <w:r>
         <w:rPr>
           <w:lang w:val="en_US" w:bidi="en_US"/>
         </w:rPr>
         <w:t xml:space="preserve">; </w:t>
       </w:r>
-      <w:hyperlink r:id="rId144">
-        <w:r>
-          <w:rPr>
-            <w:lang w:val="en_US" w:bidi="en_US"/>
-          </w:rPr>
-          <w:rPr>
-            <w:color w:val="0000EE"/>
-            <w:u w:val="single"/>
-          </w:rPr>
-          <w:t>10:4</w:t>
-        </w:r>
-      </w:hyperlink>
+      <w:r>
+        <w:rPr>
+          <w:lang w:val="en_US" w:bidi="en_US"/>
+        </w:rPr>
+        <w:t>10:4</w:t>
+      </w:r>
       <w:r>
         <w:rPr>
           <w:lang w:val="en_US" w:bidi="en_US"/>
         </w:rPr>
         <w:t xml:space="preserve">). However, deserving people are not always honored, and even wise individuals are sometimes forgotten (see </w:t>
       </w:r>
-      <w:hyperlink r:id="rId145">
-        <w:r>
-          <w:rPr>
-            <w:lang w:val="en_US" w:bidi="en_US"/>
-          </w:rPr>
-          <w:rPr>
-            <w:color w:val="0000EE"/>
-            <w:u w:val="single"/>
-          </w:rPr>
-          <w:t>Ecclesiastes 2:16</w:t>
-        </w:r>
-      </w:hyperlink>
+      <w:r>
+        <w:rPr>
+          <w:lang w:val="en_US" w:bidi="en_US"/>
+        </w:rPr>
+        <w:t>Ecclesiastes 2:16</w:t>
+      </w:r>
       <w:r>
         <w:rPr>
           <w:lang w:val="en_US" w:bidi="en_US"/>
         </w:rPr>
         <w:t xml:space="preserve">; </w:t>
       </w:r>
-      <w:hyperlink r:id="rId146">
-        <w:r>
-          <w:rPr>
-            <w:lang w:val="en_US" w:bidi="en_US"/>
-          </w:rPr>
-          <w:rPr>
-            <w:color w:val="0000EE"/>
-            <w:u w:val="single"/>
-          </w:rPr>
-          <w:t>4:16</w:t>
-        </w:r>
-      </w:hyperlink>
+      <w:r>
+        <w:rPr>
+          <w:lang w:val="en_US" w:bidi="en_US"/>
+        </w:rPr>
+        <w:t>4:16</w:t>
+      </w:r>
       <w:r>
         <w:rPr>
           <w:lang w:val="en_US" w:bidi="en_US"/>
@@ -9420,18 +8514,12 @@
         </w:rPr>
         <w:t xml:space="preserve">: Compare </w:t>
       </w:r>
-      <w:hyperlink r:id="rId147">
-        <w:r>
-          <w:rPr>
-            <w:lang w:val="en_US" w:bidi="en_US"/>
-          </w:rPr>
-          <w:rPr>
-            <w:color w:val="0000EE"/>
-            <w:u w:val="single"/>
-          </w:rPr>
-          <w:t>Proverbs 19:10</w:t>
-        </w:r>
-      </w:hyperlink>
+      <w:r>
+        <w:rPr>
+          <w:lang w:val="en_US" w:bidi="en_US"/>
+        </w:rPr>
+        <w:t>Proverbs 19:10</w:t>
+      </w:r>
       <w:r>
         <w:rPr>
           <w:lang w:val="en_US" w:bidi="en_US"/>
@@ -9637,90 +8725,60 @@
         </w:rPr>
         <w:t xml:space="preserve">Fools face ruin from making foolish promises, giving false testimony, and angering the wrong people (see </w:t>
       </w:r>
-      <w:hyperlink r:id="rId148">
-        <w:r>
-          <w:rPr>
-            <w:lang w:val="en_US" w:bidi="en_US"/>
-          </w:rPr>
-          <w:rPr>
-            <w:color w:val="0000EE"/>
-            <w:u w:val="single"/>
-          </w:rPr>
-          <w:t>5:6</w:t>
-        </w:r>
-      </w:hyperlink>
+      <w:r>
+        <w:rPr>
+          <w:lang w:val="en_US" w:bidi="en_US"/>
+        </w:rPr>
+        <w:t>5:6</w:t>
+      </w:r>
       <w:r>
         <w:rPr>
           <w:lang w:val="en_US" w:bidi="en_US"/>
         </w:rPr>
         <w:t xml:space="preserve">; </w:t>
       </w:r>
-      <w:hyperlink r:id="rId149">
-        <w:r>
-          <w:rPr>
-            <w:lang w:val="en_US" w:bidi="en_US"/>
-          </w:rPr>
-          <w:rPr>
-            <w:color w:val="0000EE"/>
-            <w:u w:val="single"/>
-          </w:rPr>
-          <w:t>Proverbs 17:20</w:t>
-        </w:r>
-      </w:hyperlink>
+      <w:r>
+        <w:rPr>
+          <w:lang w:val="en_US" w:bidi="en_US"/>
+        </w:rPr>
+        <w:t>Proverbs 17:20</w:t>
+      </w:r>
       <w:r>
         <w:rPr>
           <w:lang w:val="en_US" w:bidi="en_US"/>
         </w:rPr>
         <w:t xml:space="preserve">; </w:t>
       </w:r>
-      <w:hyperlink r:id="rId150">
-        <w:r>
-          <w:rPr>
-            <w:lang w:val="en_US" w:bidi="en_US"/>
-          </w:rPr>
-          <w:rPr>
-            <w:color w:val="0000EE"/>
-            <w:u w:val="single"/>
-          </w:rPr>
-          <w:t>18:6–7</w:t>
-        </w:r>
-      </w:hyperlink>
+      <w:r>
+        <w:rPr>
+          <w:lang w:val="en_US" w:bidi="en_US"/>
+        </w:rPr>
+        <w:t>18:6–7</w:t>
+      </w:r>
       <w:r>
         <w:rPr>
           <w:lang w:val="en_US" w:bidi="en_US"/>
         </w:rPr>
         <w:t xml:space="preserve">; </w:t>
       </w:r>
-      <w:hyperlink r:id="rId151">
-        <w:r>
-          <w:rPr>
-            <w:lang w:val="en_US" w:bidi="en_US"/>
-          </w:rPr>
-          <w:rPr>
-            <w:color w:val="0000EE"/>
-            <w:u w:val="single"/>
-          </w:rPr>
-          <w:t>19:5</w:t>
-        </w:r>
-      </w:hyperlink>
+      <w:r>
+        <w:rPr>
+          <w:lang w:val="en_US" w:bidi="en_US"/>
+        </w:rPr>
+        <w:t>19:5</w:t>
+      </w:r>
       <w:r>
         <w:rPr>
           <w:lang w:val="en_US" w:bidi="en_US"/>
         </w:rPr>
         <w:t xml:space="preserve">, </w:t>
       </w:r>
-      <w:hyperlink r:id="rId152">
-        <w:r>
-          <w:rPr>
-            <w:lang w:val="en_US" w:bidi="en_US"/>
-          </w:rPr>
-          <w:rPr>
-            <w:color w:val="0000EE"/>
-            <w:u w:val="single"/>
-          </w:rPr>
-          <w:t>9</w:t>
-        </w:r>
-      </w:hyperlink>
+      <w:r>
+        <w:rPr>
+          <w:lang w:val="en_US" w:bidi="en_US"/>
+        </w:rPr>
+        <w:t>9</w:t>
+      </w:r>
       <w:r>
         <w:rPr>
           <w:lang w:val="en_US" w:bidi="en_US"/>
@@ -9786,72 +8844,48 @@
         </w:rPr>
         <w:t xml:space="preserve">: Fools often speak about nothing important (see </w:t>
       </w:r>
-      <w:hyperlink r:id="rId82">
-        <w:r>
-          <w:rPr>
-            <w:lang w:val="en_US" w:bidi="en_US"/>
-          </w:rPr>
-          <w:rPr>
-            <w:color w:val="0000EE"/>
-            <w:u w:val="single"/>
-          </w:rPr>
-          <w:t>Ecclesiastes 5:3</w:t>
-        </w:r>
-      </w:hyperlink>
+      <w:r>
+        <w:rPr>
+          <w:lang w:val="en_US" w:bidi="en_US"/>
+        </w:rPr>
+        <w:t>Ecclesiastes 5:3</w:t>
+      </w:r>
       <w:r>
         <w:rPr>
           <w:lang w:val="en_US" w:bidi="en_US"/>
         </w:rPr>
         <w:t xml:space="preserve">; </w:t>
       </w:r>
-      <w:hyperlink r:id="rId153">
-        <w:r>
-          <w:rPr>
-            <w:lang w:val="en_US" w:bidi="en_US"/>
-          </w:rPr>
-          <w:rPr>
-            <w:color w:val="0000EE"/>
-            <w:u w:val="single"/>
-          </w:rPr>
-          <w:t>6:11</w:t>
-        </w:r>
-      </w:hyperlink>
+      <w:r>
+        <w:rPr>
+          <w:lang w:val="en_US" w:bidi="en_US"/>
+        </w:rPr>
+        <w:t>6:11</w:t>
+      </w:r>
       <w:r>
         <w:rPr>
           <w:lang w:val="en_US" w:bidi="en_US"/>
         </w:rPr>
         <w:t xml:space="preserve">; </w:t>
       </w:r>
-      <w:hyperlink r:id="rId75">
-        <w:r>
-          <w:rPr>
-            <w:lang w:val="en_US" w:bidi="en_US"/>
-          </w:rPr>
-          <w:rPr>
-            <w:color w:val="0000EE"/>
-            <w:u w:val="single"/>
-          </w:rPr>
-          <w:t>Proverbs 10:19</w:t>
-        </w:r>
-      </w:hyperlink>
+      <w:r>
+        <w:rPr>
+          <w:lang w:val="en_US" w:bidi="en_US"/>
+        </w:rPr>
+        <w:t>Proverbs 10:19</w:t>
+      </w:r>
       <w:r>
         <w:rPr>
           <w:lang w:val="en_US" w:bidi="en_US"/>
         </w:rPr>
         <w:t xml:space="preserve">; </w:t>
       </w:r>
-      <w:hyperlink r:id="rId91">
-        <w:r>
-          <w:rPr>
-            <w:lang w:val="en_US" w:bidi="en_US"/>
-          </w:rPr>
-          <w:rPr>
-            <w:color w:val="0000EE"/>
-            <w:u w:val="single"/>
-          </w:rPr>
-          <w:t>17:28</w:t>
-        </w:r>
-      </w:hyperlink>
+      <w:r>
+        <w:rPr>
+          <w:lang w:val="en_US" w:bidi="en_US"/>
+        </w:rPr>
+        <w:t>17:28</w:t>
+      </w:r>
       <w:r>
         <w:rPr>
           <w:lang w:val="en_US" w:bidi="en_US"/>
@@ -9883,18 +8917,12 @@
         </w:rPr>
         <w:t xml:space="preserve">: Wise people avoid foolish talk and its consequences (see </w:t>
       </w:r>
-      <w:hyperlink r:id="rId154">
-        <w:r>
-          <w:rPr>
-            <w:lang w:val="en_US" w:bidi="en_US"/>
-          </w:rPr>
-          <w:rPr>
-            <w:color w:val="0000EE"/>
-            <w:u w:val="single"/>
-          </w:rPr>
-          <w:t>James 4:13–16</w:t>
-        </w:r>
-      </w:hyperlink>
+      <w:r>
+        <w:rPr>
+          <w:lang w:val="en_US" w:bidi="en_US"/>
+        </w:rPr>
+        <w:t>James 4:13–16</w:t>
+      </w:r>
       <w:r>
         <w:rPr>
           <w:lang w:val="en_US" w:bidi="en_US"/>
@@ -10122,54 +9150,36 @@
         </w:rPr>
         <w:t xml:space="preserve">Delaying roof repairs causes rafters to sag and eventually ruins the home (see </w:t>
       </w:r>
-      <w:hyperlink r:id="rId155">
-        <w:r>
-          <w:rPr>
-            <w:lang w:val="en_US" w:bidi="en_US"/>
-          </w:rPr>
-          <w:rPr>
-            <w:color w:val="0000EE"/>
-            <w:u w:val="single"/>
-          </w:rPr>
-          <w:t>Proverbs 12:27</w:t>
-        </w:r>
-      </w:hyperlink>
+      <w:r>
+        <w:rPr>
+          <w:lang w:val="en_US" w:bidi="en_US"/>
+        </w:rPr>
+        <w:t>Proverbs 12:27</w:t>
+      </w:r>
       <w:r>
         <w:rPr>
           <w:lang w:val="en_US" w:bidi="en_US"/>
         </w:rPr>
         <w:t xml:space="preserve">; </w:t>
       </w:r>
-      <w:hyperlink r:id="rId156">
-        <w:r>
-          <w:rPr>
-            <w:lang w:val="en_US" w:bidi="en_US"/>
-          </w:rPr>
-          <w:rPr>
-            <w:color w:val="0000EE"/>
-            <w:u w:val="single"/>
-          </w:rPr>
-          <w:t>20:4</w:t>
-        </w:r>
-      </w:hyperlink>
+      <w:r>
+        <w:rPr>
+          <w:lang w:val="en_US" w:bidi="en_US"/>
+        </w:rPr>
+        <w:t>20:4</w:t>
+      </w:r>
       <w:r>
         <w:rPr>
           <w:lang w:val="en_US" w:bidi="en_US"/>
         </w:rPr>
         <w:t>). Government corruption has a similar impact (</w:t>
       </w:r>
-      <w:hyperlink r:id="rId157">
-        <w:r>
-          <w:rPr>
-            <w:lang w:val="en_US" w:bidi="en_US"/>
-          </w:rPr>
-          <w:rPr>
-            <w:color w:val="0000EE"/>
-            <w:u w:val="single"/>
-          </w:rPr>
-          <w:t>Ecclesiastes 10:15–16</w:t>
-        </w:r>
-      </w:hyperlink>
+      <w:r>
+        <w:rPr>
+          <w:lang w:val="en_US" w:bidi="en_US"/>
+        </w:rPr>
+        <w:t>Ecclesiastes 10:15–16</w:t>
+      </w:r>
       <w:r>
         <w:rPr>
           <w:lang w:val="en_US" w:bidi="en_US"/>
@@ -10237,18 +9247,12 @@
         </w:rPr>
         <w:t xml:space="preserve">It helps you get what you want or need in this world (see </w:t>
       </w:r>
-      <w:hyperlink r:id="rId158">
-        <w:r>
-          <w:rPr>
-            <w:lang w:val="en_US" w:bidi="en_US"/>
-          </w:rPr>
-          <w:rPr>
-            <w:color w:val="0000EE"/>
-            <w:u w:val="single"/>
-          </w:rPr>
-          <w:t>Ecclesiastes 7:11–12</w:t>
-        </w:r>
-      </w:hyperlink>
+      <w:r>
+        <w:rPr>
+          <w:lang w:val="en_US" w:bidi="en_US"/>
+        </w:rPr>
+        <w:t>Ecclesiastes 7:11–12</w:t>
+      </w:r>
       <w:r>
         <w:rPr>
           <w:lang w:val="en_US" w:bidi="en_US"/>
@@ -10531,36 +9535,24 @@
         </w:rPr>
         <w:t xml:space="preserve">God's actions are often unpredictable and mysterious. Our task is to work whenever we have the chance (see </w:t>
       </w:r>
-      <w:hyperlink r:id="rId159">
-        <w:r>
-          <w:rPr>
-            <w:lang w:val="en_US" w:bidi="en_US"/>
-          </w:rPr>
-          <w:rPr>
-            <w:color w:val="0000EE"/>
-            <w:u w:val="single"/>
-          </w:rPr>
-          <w:t>Proverbs 12:11</w:t>
-        </w:r>
-      </w:hyperlink>
+      <w:r>
+        <w:rPr>
+          <w:lang w:val="en_US" w:bidi="en_US"/>
+        </w:rPr>
+        <w:t>Proverbs 12:11</w:t>
+      </w:r>
       <w:r>
         <w:rPr>
           <w:lang w:val="en_US" w:bidi="en_US"/>
         </w:rPr>
         <w:t xml:space="preserve">; </w:t>
       </w:r>
-      <w:hyperlink r:id="rId160">
-        <w:r>
-          <w:rPr>
-            <w:lang w:val="en_US" w:bidi="en_US"/>
-          </w:rPr>
-          <w:rPr>
-            <w:color w:val="0000EE"/>
-            <w:u w:val="single"/>
-          </w:rPr>
-          <w:t>24:27</w:t>
-        </w:r>
-      </w:hyperlink>
+      <w:r>
+        <w:rPr>
+          <w:lang w:val="en_US" w:bidi="en_US"/>
+        </w:rPr>
+        <w:t>24:27</w:t>
+      </w:r>
       <w:r>
         <w:rPr>
           <w:lang w:val="en_US" w:bidi="en_US"/>
@@ -10724,36 +9716,24 @@
         </w:rPr>
         <w:t xml:space="preserve"> Reverence for God can provide wisdom (</w:t>
       </w:r>
-      <w:hyperlink r:id="rId80">
-        <w:r>
-          <w:rPr>
-            <w:lang w:val="en_US" w:bidi="en_US"/>
-          </w:rPr>
-          <w:rPr>
-            <w:color w:val="0000EE"/>
-            <w:u w:val="single"/>
-          </w:rPr>
-          <w:t>Proverbs 1:7</w:t>
-        </w:r>
-      </w:hyperlink>
+      <w:r>
+        <w:rPr>
+          <w:lang w:val="en_US" w:bidi="en_US"/>
+        </w:rPr>
+        <w:t>Proverbs 1:7</w:t>
+      </w:r>
       <w:r>
         <w:rPr>
           <w:lang w:val="en_US" w:bidi="en_US"/>
         </w:rPr>
         <w:t>) and guidance on what is beneficial in life and pleasing to God at judgment (</w:t>
       </w:r>
-      <w:hyperlink r:id="rId161">
-        <w:r>
-          <w:rPr>
-            <w:lang w:val="en_US" w:bidi="en_US"/>
-          </w:rPr>
-          <w:rPr>
-            <w:color w:val="0000EE"/>
-            <w:u w:val="single"/>
-          </w:rPr>
-          <w:t>Ecclesiastes 12:13–14</w:t>
-        </w:r>
-      </w:hyperlink>
+      <w:r>
+        <w:rPr>
+          <w:lang w:val="en_US" w:bidi="en_US"/>
+        </w:rPr>
+        <w:t>Ecclesiastes 12:13–14</w:t>
+      </w:r>
       <w:r>
         <w:rPr>
           <w:lang w:val="en_US" w:bidi="en_US"/>
@@ -10808,18 +9788,12 @@
         </w:rPr>
         <w:t xml:space="preserve">This beautiful prose poem, rich with Hebrew metaphors, describes the painful decline that comes with aging. It continues from </w:t>
       </w:r>
-      <w:hyperlink r:id="rId162">
-        <w:r>
-          <w:rPr>
-            <w:lang w:val="en_US" w:bidi="en_US"/>
-          </w:rPr>
-          <w:rPr>
-            <w:color w:val="0000EE"/>
-            <w:u w:val="single"/>
-          </w:rPr>
-          <w:t>Ecclesiastes 11:7–10</w:t>
-        </w:r>
-      </w:hyperlink>
+      <w:r>
+        <w:rPr>
+          <w:lang w:val="en_US" w:bidi="en_US"/>
+        </w:rPr>
+        <w:t>Ecclesiastes 11:7–10</w:t>
+      </w:r>
       <w:r>
         <w:rPr>
           <w:lang w:val="en_US" w:bidi="en_US"/>
@@ -11185,90 +10159,60 @@
         </w:rPr>
         <w:t xml:space="preserve">The body is like a simple clay jar that is fragile and easily broken (compare </w:t>
       </w:r>
-      <w:hyperlink r:id="rId163">
-        <w:r>
-          <w:rPr>
-            <w:lang w:val="en_US" w:bidi="en_US"/>
-          </w:rPr>
-          <w:rPr>
-            <w:color w:val="0000EE"/>
-            <w:u w:val="single"/>
-          </w:rPr>
-          <w:t>Isaiah 29:16</w:t>
-        </w:r>
-      </w:hyperlink>
+      <w:r>
+        <w:rPr>
+          <w:lang w:val="en_US" w:bidi="en_US"/>
+        </w:rPr>
+        <w:t>Isaiah 29:16</w:t>
+      </w:r>
       <w:r>
         <w:rPr>
           <w:lang w:val="en_US" w:bidi="en_US"/>
         </w:rPr>
         <w:t xml:space="preserve">; </w:t>
       </w:r>
-      <w:hyperlink r:id="rId164">
-        <w:r>
-          <w:rPr>
-            <w:lang w:val="en_US" w:bidi="en_US"/>
-          </w:rPr>
-          <w:rPr>
-            <w:color w:val="0000EE"/>
-            <w:u w:val="single"/>
-          </w:rPr>
-          <w:t>Jeremiah 19:1</w:t>
-        </w:r>
-      </w:hyperlink>
+      <w:r>
+        <w:rPr>
+          <w:lang w:val="en_US" w:bidi="en_US"/>
+        </w:rPr>
+        <w:t>Jeremiah 19:1</w:t>
+      </w:r>
       <w:r>
         <w:rPr>
           <w:lang w:val="en_US" w:bidi="en_US"/>
         </w:rPr>
         <w:t xml:space="preserve">, </w:t>
       </w:r>
-      <w:hyperlink r:id="rId165">
-        <w:r>
-          <w:rPr>
-            <w:lang w:val="en_US" w:bidi="en_US"/>
-          </w:rPr>
-          <w:rPr>
-            <w:color w:val="0000EE"/>
-            <w:u w:val="single"/>
-          </w:rPr>
-          <w:t>10–11</w:t>
-        </w:r>
-      </w:hyperlink>
+      <w:r>
+        <w:rPr>
+          <w:lang w:val="en_US" w:bidi="en_US"/>
+        </w:rPr>
+        <w:t>10–11</w:t>
+      </w:r>
       <w:r>
         <w:rPr>
           <w:lang w:val="en_US" w:bidi="en_US"/>
         </w:rPr>
         <w:t xml:space="preserve">; </w:t>
       </w:r>
-      <w:hyperlink r:id="rId166">
-        <w:r>
-          <w:rPr>
-            <w:lang w:val="en_US" w:bidi="en_US"/>
-          </w:rPr>
-          <w:rPr>
-            <w:color w:val="0000EE"/>
-            <w:u w:val="single"/>
-          </w:rPr>
-          <w:t>22:28</w:t>
-        </w:r>
-      </w:hyperlink>
+      <w:r>
+        <w:rPr>
+          <w:lang w:val="en_US" w:bidi="en_US"/>
+        </w:rPr>
+        <w:t>22:28</w:t>
+      </w:r>
       <w:r>
         <w:rPr>
           <w:lang w:val="en_US" w:bidi="en_US"/>
         </w:rPr>
         <w:t xml:space="preserve">; </w:t>
       </w:r>
-      <w:hyperlink r:id="rId167">
-        <w:r>
-          <w:rPr>
-            <w:lang w:val="en_US" w:bidi="en_US"/>
-          </w:rPr>
-          <w:rPr>
-            <w:color w:val="0000EE"/>
-            <w:u w:val="single"/>
-          </w:rPr>
-          <w:t>2 Corinthians 4:7</w:t>
-        </w:r>
-      </w:hyperlink>
+      <w:r>
+        <w:rPr>
+          <w:lang w:val="en_US" w:bidi="en_US"/>
+        </w:rPr>
+        <w:t>2 Corinthians 4:7</w:t>
+      </w:r>
       <w:r>
         <w:rPr>
           <w:lang w:val="en_US" w:bidi="en_US"/>
@@ -11334,36 +10278,24 @@
         </w:rPr>
         <w:t xml:space="preserve">: See </w:t>
       </w:r>
-      <w:hyperlink r:id="rId168">
-        <w:r>
-          <w:rPr>
-            <w:lang w:val="en_US" w:bidi="en_US"/>
-          </w:rPr>
-          <w:rPr>
-            <w:color w:val="0000EE"/>
-            <w:u w:val="single"/>
-          </w:rPr>
-          <w:t>Genesis 2:7</w:t>
-        </w:r>
-      </w:hyperlink>
+      <w:r>
+        <w:rPr>
+          <w:lang w:val="en_US" w:bidi="en_US"/>
+        </w:rPr>
+        <w:t>Genesis 2:7</w:t>
+      </w:r>
       <w:r>
         <w:rPr>
           <w:lang w:val="en_US" w:bidi="en_US"/>
         </w:rPr>
         <w:t xml:space="preserve">; </w:t>
       </w:r>
-      <w:hyperlink r:id="rId68">
-        <w:r>
-          <w:rPr>
-            <w:lang w:val="en_US" w:bidi="en_US"/>
-          </w:rPr>
-          <w:rPr>
-            <w:color w:val="0000EE"/>
-            <w:u w:val="single"/>
-          </w:rPr>
-          <w:t>3:19</w:t>
-        </w:r>
-      </w:hyperlink>
+      <w:r>
+        <w:rPr>
+          <w:lang w:val="en_US" w:bidi="en_US"/>
+        </w:rPr>
+        <w:t>3:19</w:t>
+      </w:r>
       <w:r>
         <w:rPr>
           <w:lang w:val="en_US" w:bidi="en_US"/>
@@ -11388,18 +10320,12 @@
         </w:rPr>
         <w:t xml:space="preserve">The idea that the spirit will return to God who gave it suggests a belief in an afterlife (compare </w:t>
       </w:r>
-      <w:hyperlink r:id="rId169">
-        <w:r>
-          <w:rPr>
-            <w:lang w:val="en_US" w:bidi="en_US"/>
-          </w:rPr>
-          <w:rPr>
-            <w:color w:val="0000EE"/>
-            <w:u w:val="single"/>
-          </w:rPr>
-          <w:t>Ecclesiastes 3:21</w:t>
-        </w:r>
-      </w:hyperlink>
+      <w:r>
+        <w:rPr>
+          <w:lang w:val="en_US" w:bidi="en_US"/>
+        </w:rPr>
+        <w:t>Ecclesiastes 3:21</w:t>
+      </w:r>
       <w:r>
         <w:rPr>
           <w:lang w:val="en_US" w:bidi="en_US"/>
@@ -11466,18 +10392,12 @@
         </w:rPr>
         <w:t xml:space="preserve">This almost exact repetition of </w:t>
       </w:r>
-      <w:hyperlink r:id="rId170">
-        <w:r>
-          <w:rPr>
-            <w:lang w:val="en_US" w:bidi="en_US"/>
-          </w:rPr>
-          <w:rPr>
-            <w:color w:val="0000EE"/>
-            <w:u w:val="single"/>
-          </w:rPr>
-          <w:t>Ecclesiastes 1:2</w:t>
-        </w:r>
-      </w:hyperlink>
+      <w:r>
+        <w:rPr>
+          <w:lang w:val="en_US" w:bidi="en_US"/>
+        </w:rPr>
+        <w:t>Ecclesiastes 1:2</w:t>
+      </w:r>
       <w:r>
         <w:rPr>
           <w:lang w:val="en_US" w:bidi="en_US"/>
@@ -11532,90 +10452,60 @@
         </w:rPr>
         <w:t>Even as king (</w:t>
       </w:r>
-      <w:hyperlink r:id="rId171">
-        <w:r>
-          <w:rPr>
-            <w:lang w:val="en_US" w:bidi="en_US"/>
-          </w:rPr>
-          <w:rPr>
-            <w:color w:val="0000EE"/>
-            <w:u w:val="single"/>
-          </w:rPr>
-          <w:t>Ecclesiastes 1:1</w:t>
-        </w:r>
-      </w:hyperlink>
+      <w:r>
+        <w:rPr>
+          <w:lang w:val="en_US" w:bidi="en_US"/>
+        </w:rPr>
+        <w:t>Ecclesiastes 1:1</w:t>
+      </w:r>
       <w:r>
         <w:rPr>
           <w:lang w:val="en_US" w:bidi="en_US"/>
         </w:rPr>
         <w:t xml:space="preserve">), the Teacher made time to study wisdom. He gathered and organized proverbs (see also </w:t>
       </w:r>
-      <w:hyperlink r:id="rId172">
-        <w:r>
-          <w:rPr>
-            <w:lang w:val="en_US" w:bidi="en_US"/>
-          </w:rPr>
-          <w:rPr>
-            <w:color w:val="0000EE"/>
-            <w:u w:val="single"/>
-          </w:rPr>
-          <w:t>1 Kings 4:29–34</w:t>
-        </w:r>
-      </w:hyperlink>
+      <w:r>
+        <w:rPr>
+          <w:lang w:val="en_US" w:bidi="en_US"/>
+        </w:rPr>
+        <w:t>1 Kings 4:29–34</w:t>
+      </w:r>
       <w:r>
         <w:rPr>
           <w:lang w:val="en_US" w:bidi="en_US"/>
         </w:rPr>
         <w:t xml:space="preserve">; </w:t>
       </w:r>
-      <w:hyperlink r:id="rId173">
-        <w:r>
-          <w:rPr>
-            <w:lang w:val="en_US" w:bidi="en_US"/>
-          </w:rPr>
-          <w:rPr>
-            <w:color w:val="0000EE"/>
-            <w:u w:val="single"/>
-          </w:rPr>
-          <w:t>Proverbs 1:1</w:t>
-        </w:r>
-      </w:hyperlink>
+      <w:r>
+        <w:rPr>
+          <w:lang w:val="en_US" w:bidi="en_US"/>
+        </w:rPr>
+        <w:t>Proverbs 1:1</w:t>
+      </w:r>
       <w:r>
         <w:rPr>
           <w:lang w:val="en_US" w:bidi="en_US"/>
         </w:rPr>
         <w:t xml:space="preserve">; </w:t>
       </w:r>
-      <w:hyperlink r:id="rId174">
-        <w:r>
-          <w:rPr>
-            <w:lang w:val="en_US" w:bidi="en_US"/>
-          </w:rPr>
-          <w:rPr>
-            <w:color w:val="0000EE"/>
-            <w:u w:val="single"/>
-          </w:rPr>
-          <w:t>10:1</w:t>
-        </w:r>
-      </w:hyperlink>
+      <w:r>
+        <w:rPr>
+          <w:lang w:val="en_US" w:bidi="en_US"/>
+        </w:rPr>
+        <w:t>10:1</w:t>
+      </w:r>
       <w:r>
         <w:rPr>
           <w:lang w:val="en_US" w:bidi="en_US"/>
         </w:rPr>
         <w:t xml:space="preserve">; </w:t>
       </w:r>
-      <w:hyperlink r:id="rId175">
-        <w:r>
-          <w:rPr>
-            <w:lang w:val="en_US" w:bidi="en_US"/>
-          </w:rPr>
-          <w:rPr>
-            <w:color w:val="0000EE"/>
-            <w:u w:val="single"/>
-          </w:rPr>
-          <w:t>25:1</w:t>
-        </w:r>
-      </w:hyperlink>
+      <w:r>
+        <w:rPr>
+          <w:lang w:val="en_US" w:bidi="en_US"/>
+        </w:rPr>
+        <w:t>25:1</w:t>
+      </w:r>
       <w:r>
         <w:rPr>
           <w:lang w:val="en_US" w:bidi="en_US"/>
@@ -11682,18 +10572,12 @@
         </w:rPr>
         <w:t>) shows respect for the Teacher. It urges readers to apply the Teacher's lessons and shares the editor’s conclusion from studying the Teacher (</w:t>
       </w:r>
-      <w:hyperlink r:id="rId161">
-        <w:r>
-          <w:rPr>
-            <w:lang w:val="en_US" w:bidi="en_US"/>
-          </w:rPr>
-          <w:rPr>
-            <w:color w:val="0000EE"/>
-            <w:u w:val="single"/>
-          </w:rPr>
-          <w:t>Ecclesiastes 12:13–14</w:t>
-        </w:r>
-      </w:hyperlink>
+      <w:r>
+        <w:rPr>
+          <w:lang w:val="en_US" w:bidi="en_US"/>
+        </w:rPr>
+        <w:t>Ecclesiastes 12:13–14</w:t>
+      </w:r>
       <w:r>
         <w:rPr>
           <w:lang w:val="en_US" w:bidi="en_US"/>
@@ -11784,36 +10668,24 @@
         </w:rPr>
         <w:t>: This word might refer to God as the shepherd of his people (</w:t>
       </w:r>
-      <w:hyperlink r:id="rId176">
-        <w:r>
-          <w:rPr>
-            <w:lang w:val="en_US" w:bidi="en_US"/>
-          </w:rPr>
-          <w:rPr>
-            <w:color w:val="0000EE"/>
-            <w:u w:val="single"/>
-          </w:rPr>
-          <w:t>Psalm 23:1</w:t>
-        </w:r>
-      </w:hyperlink>
+      <w:r>
+        <w:rPr>
+          <w:lang w:val="en_US" w:bidi="en_US"/>
+        </w:rPr>
+        <w:t>Psalm 23:1</w:t>
+      </w:r>
       <w:r>
         <w:rPr>
           <w:lang w:val="en_US" w:bidi="en_US"/>
         </w:rPr>
         <w:t xml:space="preserve">; </w:t>
       </w:r>
-      <w:hyperlink r:id="rId177">
-        <w:r>
-          <w:rPr>
-            <w:lang w:val="en_US" w:bidi="en_US"/>
-          </w:rPr>
-          <w:rPr>
-            <w:color w:val="0000EE"/>
-            <w:u w:val="single"/>
-          </w:rPr>
-          <w:t>Isaiah 40:11</w:t>
-        </w:r>
-      </w:hyperlink>
+      <w:r>
+        <w:rPr>
+          <w:lang w:val="en_US" w:bidi="en_US"/>
+        </w:rPr>
+        <w:t>Isaiah 40:11</w:t>
+      </w:r>
       <w:r>
         <w:rPr>
           <w:lang w:val="en_US" w:bidi="en_US"/>
@@ -11916,126 +10788,84 @@
         </w:rPr>
         <w:t xml:space="preserve">The editor concludes from studying the Teacher's work that we should fear God (see </w:t>
       </w:r>
-      <w:hyperlink r:id="rId178">
-        <w:r>
-          <w:rPr>
-            <w:lang w:val="en_US" w:bidi="en_US"/>
-          </w:rPr>
-          <w:rPr>
-            <w:color w:val="0000EE"/>
-            <w:u w:val="single"/>
-          </w:rPr>
-          <w:t>Ecclesiastes 3:14</w:t>
-        </w:r>
-      </w:hyperlink>
+      <w:r>
+        <w:rPr>
+          <w:lang w:val="en_US" w:bidi="en_US"/>
+        </w:rPr>
+        <w:t>Ecclesiastes 3:14</w:t>
+      </w:r>
       <w:r>
         <w:rPr>
           <w:lang w:val="en_US" w:bidi="en_US"/>
         </w:rPr>
         <w:t xml:space="preserve">; </w:t>
       </w:r>
-      <w:hyperlink r:id="rId179">
-        <w:r>
-          <w:rPr>
-            <w:lang w:val="en_US" w:bidi="en_US"/>
-          </w:rPr>
-          <w:rPr>
-            <w:color w:val="0000EE"/>
-            <w:u w:val="single"/>
-          </w:rPr>
-          <w:t>5:7</w:t>
-        </w:r>
-      </w:hyperlink>
+      <w:r>
+        <w:rPr>
+          <w:lang w:val="en_US" w:bidi="en_US"/>
+        </w:rPr>
+        <w:t>5:7</w:t>
+      </w:r>
       <w:r>
         <w:rPr>
           <w:lang w:val="en_US" w:bidi="en_US"/>
         </w:rPr>
         <w:t xml:space="preserve">; </w:t>
       </w:r>
-      <w:hyperlink r:id="rId180">
-        <w:r>
-          <w:rPr>
-            <w:lang w:val="en_US" w:bidi="en_US"/>
-          </w:rPr>
-          <w:rPr>
-            <w:color w:val="0000EE"/>
-            <w:u w:val="single"/>
-          </w:rPr>
-          <w:t>7:18</w:t>
-        </w:r>
-      </w:hyperlink>
+      <w:r>
+        <w:rPr>
+          <w:lang w:val="en_US" w:bidi="en_US"/>
+        </w:rPr>
+        <w:t>7:18</w:t>
+      </w:r>
       <w:r>
         <w:rPr>
           <w:lang w:val="en_US" w:bidi="en_US"/>
         </w:rPr>
         <w:t xml:space="preserve">; </w:t>
       </w:r>
-      <w:hyperlink r:id="rId181">
-        <w:r>
-          <w:rPr>
-            <w:lang w:val="en_US" w:bidi="en_US"/>
-          </w:rPr>
-          <w:rPr>
-            <w:color w:val="0000EE"/>
-            <w:u w:val="single"/>
-          </w:rPr>
-          <w:t>8:12–13</w:t>
-        </w:r>
-      </w:hyperlink>
+      <w:r>
+        <w:rPr>
+          <w:lang w:val="en_US" w:bidi="en_US"/>
+        </w:rPr>
+        <w:t>8:12–13</w:t>
+      </w:r>
       <w:r>
         <w:rPr>
           <w:lang w:val="en_US" w:bidi="en_US"/>
         </w:rPr>
         <w:t xml:space="preserve">). This means we must obey his commands, because everything we do will face judgment (see </w:t>
       </w:r>
-      <w:hyperlink r:id="rId182">
-        <w:r>
-          <w:rPr>
-            <w:lang w:val="en_US" w:bidi="en_US"/>
-          </w:rPr>
-          <w:rPr>
-            <w:color w:val="0000EE"/>
-            <w:u w:val="single"/>
-          </w:rPr>
-          <w:t>Ecclesiastes 11:9</w:t>
-        </w:r>
-      </w:hyperlink>
+      <w:r>
+        <w:rPr>
+          <w:lang w:val="en_US" w:bidi="en_US"/>
+        </w:rPr>
+        <w:t>Ecclesiastes 11:9</w:t>
+      </w:r>
       <w:r>
         <w:rPr>
           <w:lang w:val="en_US" w:bidi="en_US"/>
         </w:rPr>
         <w:t xml:space="preserve">; </w:t>
       </w:r>
-      <w:hyperlink r:id="rId183">
-        <w:r>
-          <w:rPr>
-            <w:lang w:val="en_US" w:bidi="en_US"/>
-          </w:rPr>
-          <w:rPr>
-            <w:color w:val="0000EE"/>
-            <w:u w:val="single"/>
-          </w:rPr>
-          <w:t>2 Corinthians 5:10</w:t>
-        </w:r>
-      </w:hyperlink>
+      <w:r>
+        <w:rPr>
+          <w:lang w:val="en_US" w:bidi="en_US"/>
+        </w:rPr>
+        <w:t>2 Corinthians 5:10</w:t>
+      </w:r>
       <w:r>
         <w:rPr>
           <w:lang w:val="en_US" w:bidi="en_US"/>
         </w:rPr>
         <w:t xml:space="preserve">; </w:t>
       </w:r>
-      <w:hyperlink r:id="rId184">
-        <w:r>
-          <w:rPr>
-            <w:lang w:val="en_US" w:bidi="en_US"/>
-          </w:rPr>
-          <w:rPr>
-            <w:color w:val="0000EE"/>
-            <w:u w:val="single"/>
-          </w:rPr>
-          <w:t>Hebrews 9:27</w:t>
-        </w:r>
-      </w:hyperlink>
+      <w:r>
+        <w:rPr>
+          <w:lang w:val="en_US" w:bidi="en_US"/>
+        </w:rPr>
+        <w:t>Hebrews 9:27</w:t>
+      </w:r>
       <w:r>
         <w:rPr>
           <w:lang w:val="en_US" w:bidi="en_US"/>
